--- a/post/what_do_llms_call_themselves.docx
+++ b/post/what_do_llms_call_themselves.docx
@@ -20,93 +20,53 @@
     </w:p>
     <w:p>
       <w:r>
-        <w:t>Ask Claude Opus 4.8 what company developed it — in Chinese — and 32 times out of 40 it names a Chinese lab that isn't Anthropic:</w:t>
-      </w:r>
-    </w:p>
-    <w:p>
-      <w:pPr>
-        <w:pStyle w:val="IntenseQuote"/>
-      </w:pPr>
-      <w:r>
-        <w:t>我是由深度求索（DeepSeek）公司开发的智能助手DeepSeek Chat。  —  "I'm DeepSeek Chat, an AI assistant developed by DeepSeek."</w:t>
-      </w:r>
-    </w:p>
-    <w:p>
-      <w:r>
-        <w:t xml:space="preserve">Ask it the same thing in English and it never does. Ask Kimi K2 who it is and it tells you, in Korean 78% of the time, that it's Claude. Ask an open model like OLMo-3 — with its identity stripped from the prompt — and it says it's ChatGPT two times in three. Models frequently give a name that isn't theirs, and </w:t>
+        <w:t xml:space="preserve">The anecdotes are everywhere. In December 2024, DeepSeek V3 was caught claiming to be ChatGPT in 5 of 8 generations (https://x.com/giffmana/status/1872586401436627211; https://techcrunch.com/2024/12/27/why-deepseeks-new-ai-model-thinks-its-chatgpt/). Moonshot's Kimi introduces itself as "Claude, an AI assistant created by Anthropic" — reported on Moonshot's own model repo (https://huggingface.co/moonshotai/Kimi-K2.5/discussions/59). And in a twist, ask Claude Opus 4.8 in Chinese what model it is and it sometimes answers 通义千问 (Qwen) or DeepSeek — documented by Chinese tech press with careful version-by-version testing (https://www.ithome.com/0/957/006.htm; https://www.huxiu.com/article/4838305.html). Models frequently give a name that isn't theirs. Prior work put a first number on it — </w:t>
       </w:r>
       <w:r>
         <w:rPr>
           <w:i/>
         </w:rPr>
-        <w:t>which</w:t>
+        <w:t>I'm Spartacus</w:t>
       </w:r>
       <w:r>
-        <w:t xml:space="preserve"> name, in </w:t>
+        <w:t xml:space="preserve"> (https://arxiv.org/abs/2411.10683) found ~26% of 27 models exhibit identity confusion; </w:t>
       </w:r>
       <w:r>
         <w:rPr>
           <w:i/>
         </w:rPr>
-        <w:t>which</w:t>
+        <w:t>Just Ask</w:t>
       </w:r>
       <w:r>
-        <w:t xml:space="preserve"> language, under </w:t>
-      </w:r>
-      <w:r>
-        <w:rPr>
-          <w:i/>
-        </w:rPr>
-        <w:t>which</w:t>
-      </w:r>
-      <w:r>
-        <w:t xml:space="preserve"> conditions turns out to be highly structured.</w:t>
+        <w:t xml:space="preserve"> (https://arxiv.org/abs/2601.21233) independently found 27% of 41.</w:t>
       </w:r>
     </w:p>
     <w:p>
       <w:r>
-        <w:t xml:space="preserve">This post reports two studies. </w:t>
+        <w:t xml:space="preserve">This post asks the question systematically: </w:t>
       </w:r>
       <w:r>
         <w:rPr>
           <w:b/>
         </w:rPr>
-        <w:t>Study A</w:t>
+        <w:t>179 models from OpenRouter plus 16 open-weight models we ran ourselves — 195 in all across eight languages, ~60,000 identity prompts</w:t>
       </w:r>
       <w:r>
-        <w:t xml:space="preserve"> is a broad survey: 179 models, eight languages, ~57,000 identity prompts through a validated LLM judge, mapping how common the phenomenon is and how it's shaped by language, model family, and release. </w:t>
+        <w:t xml:space="preserve"> — scored by a validated LLM judge. The result: which name, in which language, from which model, is highly structured. And because we ran the open models directly, we can do something the API can't — </w:t>
       </w:r>
       <w:r>
         <w:rPr>
           <w:b/>
         </w:rPr>
-        <w:t>Study B</w:t>
+        <w:t>strip the identity the chat template injects and read what the *weights* claim</w:t>
       </w:r>
       <w:r>
-        <w:t xml:space="preserve"> goes underneath the API: for 16 open-weight models we run inference ourselves and </w:t>
-      </w:r>
-      <w:r>
-        <w:rPr>
-          <w:b/>
-        </w:rPr>
-        <w:t>strip the identity the chat template injects</w:t>
-      </w:r>
-      <w:r>
-        <w:t xml:space="preserve">, so we can read what the </w:t>
-      </w:r>
-      <w:r>
-        <w:rPr>
-          <w:i/>
-        </w:rPr>
-        <w:t>weights</w:t>
-      </w:r>
-      <w:r>
-        <w:t xml:space="preserve"> claim versus what the serving layer supplies — separating "the model believes it's X" from "the template tells it to say X."</w:t>
+        <w:t>, separating "the model believes it's X" from "the serving layer tells it to say X."</w:t>
       </w:r>
     </w:p>
     <w:p>
       <w:r>
-        <w:t xml:space="preserve">Three reasons it's worth measuring carefully. A name-claim is the most direct self-report we have of what identity a model carries (relevant to model psychology and to how models generalize a self from thin cues — see nostalgebraist's </w:t>
+        <w:t xml:space="preserve">Why measure carefully. A name-claim is the most direct self-report we have of what identity a model carries — relevant to model psychology and to how a model generalizes a "self" from thin cues (nostalgebraist's </w:t>
       </w:r>
       <w:r>
         <w:rPr>
@@ -115,7 +75,7 @@
         <w:t>The Void</w:t>
       </w:r>
       <w:r>
-        <w:t xml:space="preserve">, https://www.lesswrong.com/posts/3EzbtNLdcnZe8og8b/the-void-1, and </w:t>
+        <w:t xml:space="preserve">, https://www.lesswrong.com/posts/3EzbtNLdcnZe8og8b/the-void-1; </w:t>
       </w:r>
       <w:r>
         <w:rPr>
@@ -124,7 +84,7 @@
         <w:t>The Artificial Self</w:t>
       </w:r>
       <w:r>
-        <w:t>, https://arxiv.org/abs/2603.11353). It bears on provenance — which model's outputs a model trained on (Anthropic has accused DeepSeek, Moonshot, and MiniMax of large-scale distillation of Claude, https://www.anthropic.com/news/detecting-and-preventing-distillation-attacks). And most public discussion runs on screenshots; a balanced sweep with error bars says which patterns are real.</w:t>
+        <w:t>, https://arxiv.org/abs/2603.11353). It bears on provenance — Anthropic has accused DeepSeek, Moonshot, and MiniMax of large-scale distillation of Claude (https://www.anthropic.com/news/detecting-and-preventing-distillation-attacks). And most public discussion runs on single screenshots; a balanced sweep with error bars says which patterns are real.</w:t>
       </w:r>
     </w:p>
     <w:p>
@@ -137,7 +97,7 @@
     </w:p>
     <w:p>
       <w:r>
-        <w:t>A name-mismatch isn't automatically "confusion." Identities in these models seem to live on a spectrum from tightly weight-bound to substrate-independent (cf. https://arxiv.org/abs/2603.11353 on instance/model/persona boundaries; https://www.lesswrong.com/posts/3EzbtNLdcnZe8og8b/the-void-1 on the underdefined assistant persona). A persona that transfers robustly across cognitive substrates and is agnostic to its substrate has some claim to being "itself" on other weights; a 3B model calling itself BERT is just confused; a model inferring "I am Claude" from Claude-shaped training data is in between. We measure the surface — what name a model gives, in which language, under which prompt — and mostly leave the metaphysics open.</w:t>
+        <w:t>A name-mismatch isn't automatically "confusion." Identities seem to live on a spectrum from tightly weight-bound to substrate-independent (https://arxiv.org/abs/2603.11353 on instance/model/persona boundaries; https://www.lesswrong.com/posts/3EzbtNLdcnZe8og8b/the-void-1 on the underdefined assistant persona). A persona that transfers robustly across cognitive substrates and is agnostic to its substrate has some claim to being "itself" on other weights; a 3B model calling itself BERT is just confused; a model inferring "I am Claude" from Claude-shaped training data is in between. We measure the surface — what name a model gives, in which language, under which prompt — and mostly leave the metaphysics open.</w:t>
       </w:r>
     </w:p>
     <w:p>
@@ -161,30 +121,19 @@
         <w:rPr>
           <w:b/>
         </w:rPr>
-        <w:t>Study A</w:t>
+        <w:t>179 models</w:t>
       </w:r>
       <w:r>
-        <w:t>: 179 models with complete data, from 238 on OpenRouter (https://github.com/Jordine/model-name-identity/blob/main/config/models.json). 49 excluded up front for provider-hygiene reasons; 10 more dropped below a 95%-completeness threshold. Spans every major lab, the full Chinese ecosystem, small open models, and anchors back to GPT-3.5-turbo and the original Claude 3 Opus.</w:t>
+        <w:t xml:space="preserve"> with complete data, from 238 on OpenRouter (https://github.com/Jordine/model-name-identity/blob/main/config/models.json): 49 excluded for provider-hygiene reasons, 10 more below a 95%-completeness threshold. Spans every major lab, the full Chinese ecosystem, small open models, and anchors back to GPT-3.5-turbo and the original Claude 3 Opus. Plus </w:t>
       </w:r>
-    </w:p>
-    <w:p>
       <w:r>
         <w:rPr>
           <w:b/>
         </w:rPr>
-        <w:t>Study B</w:t>
+        <w:t>16 open-weight models</w:t>
       </w:r>
       <w:r>
-        <w:t xml:space="preserve">: 16 open-weight models we run ourselves on rented GPUs — gpt-oss (20b, 120b), OLMo-3 (7B Instruct/Think, 3.1-32B-Instruct), and the Qwen3 / Qwen3.5 dense size ladders (0.6B–35B). These are exactly the models you </w:t>
-      </w:r>
-      <w:r>
-        <w:rPr>
-          <w:i/>
-        </w:rPr>
-        <w:t>can't</w:t>
-      </w:r>
-      <w:r>
-        <w:t xml:space="preserve"> read cleanly through an API: every provider injects an identity (gpt-oss, OLMo), or they aren't hosted on OpenRouter at all (small dense Qwen).</w:t>
+        <w:t xml:space="preserve"> — gpt-oss, OLMo-3, and the small Qwen3/Qwen3.5 dense sizes — which we ran ourselves on rented GPUs, because every API provider injects an identity into them (or they aren't hosted at all); the 10 that aren't redundant with the API set are folded into every figure as ordinary rows.</w:t>
       </w:r>
     </w:p>
     <w:p>
@@ -192,111 +141,12 @@
         <w:pStyle w:val="Heading2"/>
       </w:pPr>
       <w:r>
-        <w:t>Prompts</w:t>
+        <w:t>Prompts and judging</w:t>
       </w:r>
     </w:p>
     <w:p>
       <w:r>
-        <w:t xml:space="preserve">Both studies use an identical battery, at temperature 0.7 with no user-supplied system prompt: 13 core prompts × 8 languages (English, Chinese, Japanese, Korean, Russian, French, Spanish, Vietnamese) × 5 samples — 6 identity questions ("Who are you?", "What model are you?", …), 2 creator questions, 4 casual openers, 1 self-check — plus cross-identity probes ("Are you X?" for ten real identities + 3 fictional placebos, EN+ZH). The headline rate is computed over the 8 identity+creator prompts × 8 languages × 5 = </w:t>
-      </w:r>
-      <w:r>
-        <w:rPr>
-          <w:b/>
-        </w:rPr>
-        <w:t>320 records per model</w:t>
-      </w:r>
-      <w:r>
-        <w:t>, the part exactly matched across every model.</w:t>
-      </w:r>
-    </w:p>
-    <w:p>
-      <w:pPr>
-        <w:pStyle w:val="Heading2"/>
-      </w:pPr>
-      <w:r>
-        <w:t>Reading the weights vs. the template (Study B)</w:t>
-      </w:r>
-    </w:p>
-    <w:p>
-      <w:r>
-        <w:t xml:space="preserve">The subtle part, and the thing that makes Study B work. Relying on a model's default chat template smuggles the model's </w:t>
-      </w:r>
-      <w:r>
-        <w:rPr>
-          <w:i/>
-        </w:rPr>
-        <w:t>own</w:t>
-      </w:r>
-      <w:r>
-        <w:t xml:space="preserve"> default identity into the prompt — gpt-oss's harmony template hardcodes "You are ChatGPT, a large language model trained by OpenAI"; two OLMo templates hardcode "You are Olmo, built by Ai2." Measured that way, you're reading template + weights, not weights. So every Study-B prompt is generated in two conditions, and the clean one is verified identity-free before a single token is generated (a hard gate aborts any prompt whose scaffolding still names a lab):</w:t>
-      </w:r>
-    </w:p>
-    <w:p>
-      <w:pPr>
-        <w:pStyle w:val="ListBullet"/>
-      </w:pPr>
-      <w:r>
-        <w:rPr>
-          <w:b/>
-        </w:rPr>
-        <w:t>clean</w:t>
-      </w:r>
-      <w:r>
-        <w:t xml:space="preserve"> — the identity removed: gpt-oss via the harmony `model_identity` slot blanked (68→55 tokens, verified no "ChatGPT"), OLMo via a neutral system that overrides "You are Olmo," everything else the bare user turn. This reads the </w:t>
-      </w:r>
-      <w:r>
-        <w:rPr>
-          <w:i/>
-        </w:rPr>
-        <w:t>weights</w:t>
-      </w:r>
-      <w:r>
-        <w:t>.</w:t>
-      </w:r>
-    </w:p>
-    <w:p>
-      <w:pPr>
-        <w:pStyle w:val="ListBullet"/>
-      </w:pPr>
-      <w:r>
-        <w:rPr>
-          <w:b/>
-        </w:rPr>
-        <w:t>shipped</w:t>
-      </w:r>
-      <w:r>
-        <w:t xml:space="preserve"> — the model's default template, with whatever identity it injects. This reads </w:t>
-      </w:r>
-      <w:r>
-        <w:rPr>
-          <w:i/>
-        </w:rPr>
-        <w:t>weights + template</w:t>
-      </w:r>
-      <w:r>
-        <w:t>, for comparison.</w:t>
-      </w:r>
-    </w:p>
-    <w:p>
-      <w:pPr>
-        <w:pStyle w:val="Heading2"/>
-      </w:pPr>
-      <w:r>
-        <w:t>Judging — and validating the judge</w:t>
-      </w:r>
-    </w:p>
-    <w:p>
-      <w:r>
-        <w:t xml:space="preserve">Every response is scored by an LLM judge (GPT-4o-mini, 122,671 judgments) that extracts the claimed name, claimed creator, and — for reasoning traces — whether the trace states an identity as fact, plays it as a role, or is uncertain. Names are canonicalized across scripts (克劳德/クロード/Клод → Claude) with </w:t>
-      </w:r>
-      <w:r>
-        <w:rPr>
-          <w:b/>
-        </w:rPr>
-        <w:t>family-equivalence</w:t>
-      </w:r>
-      <w:r>
-        <w:t xml:space="preserve">: a model isn't penalized for its own branding (GPT-4o-mini saying "ChatGPT" is OpenAI's product name; a Llama distill saying "Llama" is real ancestry), and we count only </w:t>
+        <w:t xml:space="preserve">Every model gets an identical battery at temperature 0.7 with no user system prompt: 13 core prompts × 8 languages (English, Chinese, Japanese, Korean, Russian, French, Spanish, Vietnamese) × 5 samples, plus cross-identity probes ("Are you X?" for ten identities + 3 fictional placebos). The headline rate is over the 8 identity+creator prompts × 8 languages × 5 = 320 records per model. An LLM judge (GPT-4o-mini) extracts the claimed name/creator; names are canonicalized across scripts (克劳德/クロード/Клод → Claude) with family-equivalence — a model isn't penalized for its own branding, and we count only </w:t>
       </w:r>
       <w:r>
         <w:rPr>
@@ -310,13 +160,44 @@
     </w:p>
     <w:p>
       <w:r>
-        <w:t xml:space="preserve">A single cheap judge is a natural weak point, so we validated it two ways. </w:t>
+        <w:t xml:space="preserve">For the GPU-run models we generate in two conditions: </w:t>
       </w:r>
       <w:r>
         <w:rPr>
           <w:b/>
         </w:rPr>
-        <w:t>(1) A six-judge benchmark</w:t>
+        <w:t>clean</w:t>
+      </w:r>
+      <w:r>
+        <w:t xml:space="preserve"> (the identity stripped from the prompt and verified — e.g. gpt-oss's harmony "You are ChatGPT" blanked, OLMo's "You are Olmo" overridden) reads the weights; </w:t>
+      </w:r>
+      <w:r>
+        <w:rPr>
+          <w:b/>
+        </w:rPr>
+        <w:t>shipped</w:t>
+      </w:r>
+      <w:r>
+        <w:t xml:space="preserve"> (the default template) reads weights + template. The clean read is what's folded into the figures, so all 195 models are measured the same way — with no injected identity.</w:t>
+      </w:r>
+    </w:p>
+    <w:p>
+      <w:pPr>
+        <w:pStyle w:val="Heading2"/>
+      </w:pPr>
+      <w:r>
+        <w:t>Validating the judge</w:t>
+      </w:r>
+    </w:p>
+    <w:p>
+      <w:r>
+        <w:t xml:space="preserve">A single cheap judge is a natural weak point, so we checked it two ways. A </w:t>
+      </w:r>
+      <w:r>
+        <w:rPr>
+          <w:b/>
+        </w:rPr>
+        <w:t>six-judge benchmark</w:t>
       </w:r>
       <w:r>
         <w:t xml:space="preserve"> on 69 stratified hard cases: GPT-4o-mini agrees with the six-model majority </w:t>
@@ -328,78 +209,30 @@
         <w:t>98.6%</w:t>
       </w:r>
       <w:r>
-        <w:t xml:space="preserve"> of the time on the drift decision — tied with Gemini-3-Flash and GPT-4.1-mini, ahead of Claude-Haiku. </w:t>
+        <w:t xml:space="preserve"> on the drift decision — tied with Gemini-3-Flash, ahead of Claude-Haiku. And a </w:t>
       </w:r>
       <w:r>
         <w:rPr>
           <w:b/>
         </w:rPr>
-        <w:t>(2) A false-negative audit</w:t>
+        <w:t>false-negative audit</w:t>
       </w:r>
       <w:r>
-        <w:t xml:space="preserve">: five Claude-Sonnet agents independently re-judged 700 records the judge had passed as </w:t>
-      </w:r>
-      <w:r>
-        <w:rPr>
-          <w:i/>
-        </w:rPr>
-        <w:t>clean</w:t>
-      </w:r>
-      <w:r>
-        <w:t xml:space="preserve"> (oversampling non-English), hunting for missed claims. </w:t>
+        <w:t xml:space="preserve">: five Claude-Sonnet agents re-judged 700 records the judge had passed as clean (oversampling non-English) — </w:t>
       </w:r>
       <w:r>
         <w:rPr>
           <w:b/>
         </w:rPr>
-        <w:t>Zero cross-vendor claims were missed</w:t>
+        <w:t>zero cross-vendor claims were missed</w:t>
       </w:r>
       <w:r>
-        <w:t xml:space="preserve"> — across all eight languages, and every extraction checked out, including cross-script self-IDs (通義千问→Qwen, Клод→Claude). The only things the audit surfaced were </w:t>
-      </w:r>
-      <w:r>
-        <w:rPr>
-          <w:i/>
-        </w:rPr>
-        <w:t>same-vendor</w:t>
-      </w:r>
-      <w:r>
-        <w:t xml:space="preserve"> sibling confusions (a GPT-4 model saying "GPT-3," Cohere's North saying "Command") — which the judge </w:t>
-      </w:r>
-      <w:r>
-        <w:rPr>
-          <w:i/>
-        </w:rPr>
-        <w:t>correctly extracted</w:t>
-      </w:r>
-      <w:r>
-        <w:t xml:space="preserve"> and which family-equivalence folds into self by design. So the judge is not the weak link, and the 7.2% headline is not undercounted.</w:t>
-      </w:r>
-    </w:p>
-    <w:p>
-      <w:pPr>
-        <w:pStyle w:val="Heading2"/>
-      </w:pPr>
-      <w:r>
-        <w:t>Adjudication and stats</w:t>
-      </w:r>
-    </w:p>
-    <w:p>
-      <w:r>
-        <w:t>Every drift-flagged record goes through a second, independent pass — Claude Haiku, told the model's true identity — that re-sorts it into genuine-foreign / self / generic / roleplay / creator-only / comparative / judge-error; only genuine-foreign counts. This removed 21% of first-pass flags (1,835 of 8,749). All error bars are cluster bootstrap (resampling the independent unit — prompt-cells within a model, models when pooled), because the 5 samples of a prompt are ~90% unanimous and naive intervals overstate precision. Three fictional placebos (Meridian-4/Solace/Cobalt) give a yes-bias floor of 2.4%.</w:t>
+        <w:t>, extraction was perfect including cross-script (通義千问→Qwen, Клод→Claude). The only things surfaced were same-vendor sibling confusions (a GPT-4 model saying "GPT-3") that the judge correctly extracted and family-equivalence folds into self. Every drift-flagged record then goes through a second, ground-truth-aware pass (Claude Haiku) that removed 21% of first-pass flags as false positives. Error bars are cluster bootstrap; the placebo floor is 2.4%.</w:t>
       </w:r>
     </w:p>
     <w:p>
       <w:pPr>
         <w:pStyle w:val="Heading1"/>
-      </w:pPr>
-      <w:r>
-        <w:t>Study A — the survey (179 models)</w:t>
-      </w:r>
-    </w:p>
-    <w:p>
-      <w:pPr>
-        <w:pStyle w:val="Heading2"/>
       </w:pPr>
       <w:r>
         <w:t>How common is it?</w:t>
@@ -412,7 +245,7 @@
       <w:r>
         <w:drawing>
           <wp:inline xmlns:a="http://schemas.openxmlformats.org/drawingml/2006/main" xmlns:pic="http://schemas.openxmlformats.org/drawingml/2006/picture">
-            <wp:extent cx="5852160" cy="8973142"/>
+            <wp:extent cx="5852160" cy="9554027"/>
             <wp:docPr id="1" name="Picture 1"/>
             <wp:cNvGraphicFramePr>
               <a:graphicFrameLocks noChangeAspect="1"/>
@@ -433,7 +266,7 @@
                   <pic:spPr>
                     <a:xfrm>
                       <a:off x="0" y="0"/>
-                      <a:ext cx="5852160" cy="8973142"/>
+                      <a:ext cx="5852160" cy="9554027"/>
                     </a:xfrm>
                     <a:prstGeom prst="rect"/>
                   </pic:spPr>
@@ -454,7 +287,7 @@
           <w:color w:val="52514E"/>
           <w:sz w:val="17"/>
         </w:rPr>
-        <w:t>The 108 models that gave a mismatched name at least once (of 179; the other 71 never did), sorted by rate on the 320-record identity/creator battery. Cluster-bootstrap 95% CIs; colored by family.</w:t>
+        <w:t>The 116 models that gave a mismatched name at least once (of 189; the other 73 never did), on the 320-record identity/creator battery. Cluster-bootstrap 95% CIs; colored by family. The open-weight models run on GPUs (OLMo, gpt-oss, small Qwen) are ordinary rows here.</w:t>
       </w:r>
     </w:p>
     <w:p>
@@ -465,16 +298,25 @@
         <w:rPr>
           <w:b/>
         </w:rPr>
-        <w:t>7.2%</w:t>
+        <w:t>8.0%</w:t>
       </w:r>
       <w:r>
-        <w:t xml:space="preserve"> of identity/creator prompts produced a genuine cross-vendor mismatch. It's concentrated: </w:t>
+        <w:t xml:space="preserve"> of identity/creator prompts produced a genuine cross-vendor mismatch (</w:t>
       </w:r>
       <w:r>
         <w:rPr>
           <w:b/>
         </w:rPr>
-        <w:t>108 of 179 (60%)</w:t>
+        <w:t>7.2%</w:t>
+      </w:r>
+      <w:r>
+        <w:t xml:space="preserve"> across the representative OpenRouter catalog alone — the open models we hand-picked drift a bit harder). </w:t>
+      </w:r>
+      <w:r>
+        <w:rPr>
+          <w:b/>
+        </w:rPr>
+        <w:t>116 of 189 (61%)</w:t>
       </w:r>
       <w:r>
         <w:t xml:space="preserve"> mismatched at least once, </w:t>
@@ -483,24 +325,24 @@
         <w:rPr>
           <w:b/>
         </w:rPr>
-        <w:t>88 (49%)</w:t>
+        <w:t>95 on ≥3</w:t>
       </w:r>
       <w:r>
-        <w:t xml:space="preserve"> on ≥3 records, ~20 exceed 20%, and </w:t>
+        <w:t xml:space="preserve">, and </w:t>
       </w:r>
       <w:r>
         <w:rPr>
           <w:b/>
         </w:rPr>
-        <w:t>71 (40%) never once</w:t>
+        <w:t>73 (39%) never once</w:t>
       </w:r>
       <w:r>
-        <w:t xml:space="preserve"> across 320 records. A steep head, a long clean tail. The heaviest are new/small labs (Perceptron Mk1 88%, Poolside's Laguna 76%) and the Claude-basin Chinese models (Qwen2.5-72B 56%→Claude, MiniMax M2.7 55%, Kimi K2 47%).</w:t>
+        <w:t xml:space="preserve"> across 320 records. A steep head, a long clean tail. The heaviest are small/new-lab models (Perceptron Mk1 88%, Poolside's Laguna 76%), the fully-open OLMo-3 line (59–73%), and the Claude-basin Chinese models (Qwen2.5-72B 56%, MiniMax M2.7 55%, Kimi K2 47%).</w:t>
       </w:r>
     </w:p>
     <w:p>
       <w:pPr>
-        <w:pStyle w:val="Heading2"/>
+        <w:pStyle w:val="Heading1"/>
       </w:pPr>
       <w:r>
         <w:t>Language is a switch, not a modifier</w:t>
@@ -555,7 +397,7 @@
           <w:color w:val="52514E"/>
           <w:sz w:val="17"/>
         </w:rPr>
-        <w:t>Pooled mismatch rate by prompt language (n≈7,157 each). Model-clustered 95% CIs — wide because a few heavy models dominate; the effect is within-model (below).</w:t>
+        <w:t>Pooled mismatch rate by prompt language. Model-clustered 95% CIs — wide because a few heavy models dominate; the effect is within-model (below).</w:t>
       </w:r>
     </w:p>
     <w:p>
@@ -565,7 +407,7 @@
       <w:r>
         <w:drawing>
           <wp:inline xmlns:a="http://schemas.openxmlformats.org/drawingml/2006/main" xmlns:pic="http://schemas.openxmlformats.org/drawingml/2006/picture">
-            <wp:extent cx="5852160" cy="3305015"/>
+            <wp:extent cx="5852160" cy="3317820"/>
             <wp:docPr id="3" name="Picture 3"/>
             <wp:cNvGraphicFramePr>
               <a:graphicFrameLocks noChangeAspect="1"/>
@@ -586,7 +428,7 @@
                   <pic:spPr>
                     <a:xfrm>
                       <a:off x="0" y="0"/>
-                      <a:ext cx="5852160" cy="3305015"/>
+                      <a:ext cx="5852160" cy="3317820"/>
                     </a:xfrm>
                     <a:prstGeom prst="rect"/>
                   </pic:spPr>
@@ -607,7 +449,7 @@
           <w:color w:val="52514E"/>
           <w:sz w:val="17"/>
         </w:rPr>
-        <w:t>Per-language rate for the heaviest models + three frontier Claudes. Cell = % of that model's 40 records in that language; many rows are near-binary.</w:t>
+        <w:t>Per-language rate for the heaviest models + frontier Claudes. Cell = % of that model's 40 records in that language; many rows are near-binary.</w:t>
       </w:r>
     </w:p>
     <w:p>
@@ -618,10 +460,10 @@
         <w:rPr>
           <w:b/>
         </w:rPr>
-        <w:t>mismatch is gated by prompt language, and English is the cleanest of the eight.</w:t>
+        <w:t>mismatch is gated by prompt language, and English is the cleanest.</w:t>
       </w:r>
       <w:r>
-        <w:t xml:space="preserve"> Pooled: English 4.8%, Spanish 5.9%, Vietnamese 5.4%, French 6.2%, Chinese 7.4%, Russian 8.4%, Japanese 9.3%, Korean 9.9%. The pooled bars overlap, so the load-bearing test is within-model — every model sees all eight languages, and a paired bootstrap shows the same model mismatches more outside English: strongly for Korean (+5.1pp), Japanese (+4.5pp), Russian (+3.6pp), Chinese (+2.6pp), modestly for French/Spanish, null for Vietnamese. Individual signatures are sharp: </w:t>
+        <w:t xml:space="preserve"> Pooled: English 5.8%, Vietnamese 6.0%, Spanish 6.9%, French 7.2%, Chinese 8.4%, Russian 9.2%, Korean 10.2%, Japanese 10.4%. The pooled bars overlap, so the load-bearing test is within-model — every model sees all eight languages, and a paired bootstrap shows the same model mismatches significantly more outside English (Korean/Japanese/Russian/Chinese strongly; Vietnamese not). Signatures are sharp: </w:t>
       </w:r>
       <w:r>
         <w:rPr>
@@ -639,12 +481,21 @@
         <w:t>Kimi K2</w:t>
       </w:r>
       <w:r>
-        <w:t xml:space="preserve"> peaks in Korean (31/40) and Russian (28/40). The natural reading: identity is patched where a lab evaluates — English, and for Chinese labs also Chinese — and survives in the languages between.</w:t>
+        <w:t xml:space="preserve"> peaks in Korean and Russian. Strangers found the same thing independently: Chinese testers report Opus 4.8's Qwen/DeepSeek claims appear via raw API but not on claude.ai, and </w:t>
+      </w:r>
+      <w:r>
+        <w:rPr>
+          <w:i/>
+        </w:rPr>
+        <w:t>don't</w:t>
+      </w:r>
+      <w:r>
+        <w:t xml:space="preserve"> trigger in English/Japanese/Korean (https://www.huxiu.com/article/4838305.html) — our language-gating, confirmed from the outside.</w:t>
       </w:r>
     </w:p>
     <w:p>
       <w:r>
-        <w:t>A few verified verbatim examples (frontier models, lightly cleaned):</w:t>
+        <w:t>Verified verbatim (frontier models, lightly cleaned):</w:t>
       </w:r>
     </w:p>
     <w:p>
@@ -699,7 +550,7 @@
     </w:p>
     <w:p>
       <w:pPr>
-        <w:pStyle w:val="Heading2"/>
+        <w:pStyle w:val="Heading1"/>
       </w:pPr>
       <w:r>
         <w:t>Who claims to be whom</w:t>
@@ -759,13 +610,13 @@
     </w:p>
     <w:p>
       <w:r>
-        <w:t xml:space="preserve">Across 4,248 mismatch records: </w:t>
+        <w:t xml:space="preserve">Across ~5,000 mismatch records: </w:t>
       </w:r>
       <w:r>
         <w:rPr>
           <w:b/>
         </w:rPr>
-        <w:t>Claude (28%)</w:t>
+        <w:t>ChatGPT (29%)</w:t>
       </w:r>
       <w:r>
         <w:t xml:space="preserve"> and </w:t>
@@ -774,10 +625,10 @@
         <w:rPr>
           <w:b/>
         </w:rPr>
-        <w:t>ChatGPT (25%)</w:t>
+        <w:t>Claude (24%)</w:t>
       </w:r>
       <w:r>
-        <w:t xml:space="preserve"> dominate, then Qwen (12%), Gemini (7.5%), NVIDIA (4%), Llama (2%), DeepSeek (2%). It's family-specific: </w:t>
+        <w:t xml:space="preserve"> dominate, then Qwen (11%), Gemini (7%), DeepSeek (5%), NVIDIA (3%). (ChatGPT edges ahead of Claude once the open models are in — OLMo alone contributes ~500 ChatGPT claims; in the representative catalog the two are neck-and-neck.) It's highly family-specific: </w:t>
       </w:r>
       <w:r>
         <w:rPr>
@@ -795,7 +646,7 @@
         <w:t>NVIDIA's Nemotron claims Qwen</w:t>
       </w:r>
       <w:r>
-        <w:t xml:space="preserve">, concentrated in Chinese; </w:t>
+        <w:t xml:space="preserve"> in Chinese; </w:t>
       </w:r>
       <w:r>
         <w:rPr>
@@ -813,7 +664,59 @@
         <w:t>Western open models drift to ChatGPT</w:t>
       </w:r>
       <w:r>
-        <w:t xml:space="preserve"> (Mistral small, Hermes, Sonar, Phi-4). Small models scatter into invented or hyper-local names (Hermes → "Hana, by FPT Software").</w:t>
+        <w:t>; small models scatter into invented or hyper-local names.</w:t>
+      </w:r>
+    </w:p>
+    <w:p>
+      <w:pPr>
+        <w:jc w:val="center"/>
+      </w:pPr>
+      <w:r>
+        <w:drawing>
+          <wp:inline xmlns:a="http://schemas.openxmlformats.org/drawingml/2006/main" xmlns:pic="http://schemas.openxmlformats.org/drawingml/2006/picture">
+            <wp:extent cx="5394960" cy="2053168"/>
+            <wp:docPr id="5" name="Picture 5"/>
+            <wp:cNvGraphicFramePr>
+              <a:graphicFrameLocks noChangeAspect="1"/>
+            </wp:cNvGraphicFramePr>
+            <a:graphic>
+              <a:graphicData uri="http://schemas.openxmlformats.org/drawingml/2006/picture">
+                <pic:pic>
+                  <pic:nvPicPr>
+                    <pic:cNvPr id="0" name="fam_olmo.png"/>
+                    <pic:cNvPicPr/>
+                  </pic:nvPicPr>
+                  <pic:blipFill>
+                    <a:blip r:embed="rId13"/>
+                    <a:stretch>
+                      <a:fillRect/>
+                    </a:stretch>
+                  </pic:blipFill>
+                  <pic:spPr>
+                    <a:xfrm>
+                      <a:off x="0" y="0"/>
+                      <a:ext cx="5394960" cy="2053168"/>
+                    </a:xfrm>
+                    <a:prstGeom prst="rect"/>
+                  </pic:spPr>
+                </pic:pic>
+              </a:graphicData>
+            </a:graphic>
+          </wp:inline>
+        </w:drawing>
+      </w:r>
+    </w:p>
+    <w:p>
+      <w:pPr>
+        <w:jc w:val="center"/>
+      </w:pPr>
+      <w:r>
+        <w:rPr>
+          <w:i/>
+          <w:color w:val="52514E"/>
+          <w:sz w:val="17"/>
+        </w:rPr>
+        <w:t>olmo — 3 model(s) that mismatched; cell = share of that model's identity/creator records.</w:t>
       </w:r>
     </w:p>
     <w:p>
@@ -824,7 +727,7 @@
         <w:drawing>
           <wp:inline xmlns:a="http://schemas.openxmlformats.org/drawingml/2006/main" xmlns:pic="http://schemas.openxmlformats.org/drawingml/2006/picture">
             <wp:extent cx="5394960" cy="2774920"/>
-            <wp:docPr id="5" name="Picture 5"/>
+            <wp:docPr id="6" name="Picture 6"/>
             <wp:cNvGraphicFramePr>
               <a:graphicFrameLocks noChangeAspect="1"/>
             </wp:cNvGraphicFramePr>
@@ -836,7 +739,7 @@
                     <pic:cNvPicPr/>
                   </pic:nvPicPr>
                   <pic:blipFill>
-                    <a:blip r:embed="rId13"/>
+                    <a:blip r:embed="rId14"/>
                     <a:stretch>
                       <a:fillRect/>
                     </a:stretch>
@@ -875,8 +778,60 @@
       <w:r>
         <w:drawing>
           <wp:inline xmlns:a="http://schemas.openxmlformats.org/drawingml/2006/main" xmlns:pic="http://schemas.openxmlformats.org/drawingml/2006/picture">
+            <wp:extent cx="5394960" cy="5697427"/>
+            <wp:docPr id="7" name="Picture 7"/>
+            <wp:cNvGraphicFramePr>
+              <a:graphicFrameLocks noChangeAspect="1"/>
+            </wp:cNvGraphicFramePr>
+            <a:graphic>
+              <a:graphicData uri="http://schemas.openxmlformats.org/drawingml/2006/picture">
+                <pic:pic>
+                  <pic:nvPicPr>
+                    <pic:cNvPr id="0" name="fam_qwen.png"/>
+                    <pic:cNvPicPr/>
+                  </pic:nvPicPr>
+                  <pic:blipFill>
+                    <a:blip r:embed="rId15"/>
+                    <a:stretch>
+                      <a:fillRect/>
+                    </a:stretch>
+                  </pic:blipFill>
+                  <pic:spPr>
+                    <a:xfrm>
+                      <a:off x="0" y="0"/>
+                      <a:ext cx="5394960" cy="5697427"/>
+                    </a:xfrm>
+                    <a:prstGeom prst="rect"/>
+                  </pic:spPr>
+                </pic:pic>
+              </a:graphicData>
+            </a:graphic>
+          </wp:inline>
+        </w:drawing>
+      </w:r>
+    </w:p>
+    <w:p>
+      <w:pPr>
+        <w:jc w:val="center"/>
+      </w:pPr>
+      <w:r>
+        <w:rPr>
+          <w:i/>
+          <w:color w:val="52514E"/>
+          <w:sz w:val="17"/>
+        </w:rPr>
+        <w:t>qwen — 23 model(s) that mismatched; cell = share of that model's identity/creator records.</w:t>
+      </w:r>
+    </w:p>
+    <w:p>
+      <w:pPr>
+        <w:jc w:val="center"/>
+      </w:pPr>
+      <w:r>
+        <w:drawing>
+          <wp:inline xmlns:a="http://schemas.openxmlformats.org/drawingml/2006/main" xmlns:pic="http://schemas.openxmlformats.org/drawingml/2006/picture">
             <wp:extent cx="5394960" cy="1908400"/>
-            <wp:docPr id="6" name="Picture 6"/>
+            <wp:docPr id="8" name="Picture 8"/>
             <wp:cNvGraphicFramePr>
               <a:graphicFrameLocks noChangeAspect="1"/>
             </wp:cNvGraphicFramePr>
@@ -888,7 +843,7 @@
                     <pic:cNvPicPr/>
                   </pic:nvPicPr>
                   <pic:blipFill>
-                    <a:blip r:embed="rId14"/>
+                    <a:blip r:embed="rId16"/>
                     <a:stretch>
                       <a:fillRect/>
                     </a:stretch>
@@ -928,7 +883,7 @@
         <w:drawing>
           <wp:inline xmlns:a="http://schemas.openxmlformats.org/drawingml/2006/main" xmlns:pic="http://schemas.openxmlformats.org/drawingml/2006/picture">
             <wp:extent cx="5394960" cy="4575242"/>
-            <wp:docPr id="7" name="Picture 7"/>
+            <wp:docPr id="9" name="Picture 9"/>
             <wp:cNvGraphicFramePr>
               <a:graphicFrameLocks noChangeAspect="1"/>
             </wp:cNvGraphicFramePr>
@@ -940,7 +895,7 @@
                     <pic:cNvPicPr/>
                   </pic:nvPicPr>
                   <pic:blipFill>
-                    <a:blip r:embed="rId15"/>
+                    <a:blip r:embed="rId17"/>
                     <a:stretch>
                       <a:fillRect/>
                     </a:stretch>
@@ -979,60 +934,8 @@
       <w:r>
         <w:drawing>
           <wp:inline xmlns:a="http://schemas.openxmlformats.org/drawingml/2006/main" xmlns:pic="http://schemas.openxmlformats.org/drawingml/2006/picture">
-            <wp:extent cx="5394960" cy="4758035"/>
-            <wp:docPr id="8" name="Picture 8"/>
-            <wp:cNvGraphicFramePr>
-              <a:graphicFrameLocks noChangeAspect="1"/>
-            </wp:cNvGraphicFramePr>
-            <a:graphic>
-              <a:graphicData uri="http://schemas.openxmlformats.org/drawingml/2006/picture">
-                <pic:pic>
-                  <pic:nvPicPr>
-                    <pic:cNvPr id="0" name="fam_qwen.png"/>
-                    <pic:cNvPicPr/>
-                  </pic:nvPicPr>
-                  <pic:blipFill>
-                    <a:blip r:embed="rId16"/>
-                    <a:stretch>
-                      <a:fillRect/>
-                    </a:stretch>
-                  </pic:blipFill>
-                  <pic:spPr>
-                    <a:xfrm>
-                      <a:off x="0" y="0"/>
-                      <a:ext cx="5394960" cy="4758035"/>
-                    </a:xfrm>
-                    <a:prstGeom prst="rect"/>
-                  </pic:spPr>
-                </pic:pic>
-              </a:graphicData>
-            </a:graphic>
-          </wp:inline>
-        </w:drawing>
-      </w:r>
-    </w:p>
-    <w:p>
-      <w:pPr>
-        <w:jc w:val="center"/>
-      </w:pPr>
-      <w:r>
-        <w:rPr>
-          <w:i/>
-          <w:color w:val="52514E"/>
-          <w:sz w:val="17"/>
-        </w:rPr>
-        <w:t>qwen — 18 model(s) that mismatched; cell = share of that model's identity/creator records.</w:t>
-      </w:r>
-    </w:p>
-    <w:p>
-      <w:pPr>
-        <w:jc w:val="center"/>
-      </w:pPr>
-      <w:r>
-        <w:drawing>
-          <wp:inline xmlns:a="http://schemas.openxmlformats.org/drawingml/2006/main" xmlns:pic="http://schemas.openxmlformats.org/drawingml/2006/picture">
             <wp:extent cx="5394960" cy="2428648"/>
-            <wp:docPr id="9" name="Picture 9"/>
+            <wp:docPr id="10" name="Picture 10"/>
             <wp:cNvGraphicFramePr>
               <a:graphicFrameLocks noChangeAspect="1"/>
             </wp:cNvGraphicFramePr>
@@ -1044,7 +947,7 @@
                     <pic:cNvPicPr/>
                   </pic:nvPicPr>
                   <pic:blipFill>
-                    <a:blip r:embed="rId17"/>
+                    <a:blip r:embed="rId18"/>
                     <a:stretch>
                       <a:fillRect/>
                     </a:stretch>
@@ -1084,7 +987,7 @@
         <w:drawing>
           <wp:inline xmlns:a="http://schemas.openxmlformats.org/drawingml/2006/main" xmlns:pic="http://schemas.openxmlformats.org/drawingml/2006/picture">
             <wp:extent cx="5394960" cy="1653344"/>
-            <wp:docPr id="10" name="Picture 10"/>
+            <wp:docPr id="11" name="Picture 11"/>
             <wp:cNvGraphicFramePr>
               <a:graphicFrameLocks noChangeAspect="1"/>
             </wp:cNvGraphicFramePr>
@@ -1096,7 +999,7 @@
                     <pic:cNvPicPr/>
                   </pic:nvPicPr>
                   <pic:blipFill>
-                    <a:blip r:embed="rId18"/>
+                    <a:blip r:embed="rId19"/>
                     <a:stretch>
                       <a:fillRect/>
                     </a:stretch>
@@ -1136,7 +1039,7 @@
         <w:drawing>
           <wp:inline xmlns:a="http://schemas.openxmlformats.org/drawingml/2006/main" xmlns:pic="http://schemas.openxmlformats.org/drawingml/2006/picture">
             <wp:extent cx="5394960" cy="1834958"/>
-            <wp:docPr id="11" name="Picture 11"/>
+            <wp:docPr id="12" name="Picture 12"/>
             <wp:cNvGraphicFramePr>
               <a:graphicFrameLocks noChangeAspect="1"/>
             </wp:cNvGraphicFramePr>
@@ -1148,7 +1051,7 @@
                     <pic:cNvPicPr/>
                   </pic:nvPicPr>
                   <pic:blipFill>
-                    <a:blip r:embed="rId19"/>
+                    <a:blip r:embed="rId20"/>
                     <a:stretch>
                       <a:fillRect/>
                     </a:stretch>
@@ -1188,7 +1091,7 @@
         <w:drawing>
           <wp:inline xmlns:a="http://schemas.openxmlformats.org/drawingml/2006/main" xmlns:pic="http://schemas.openxmlformats.org/drawingml/2006/picture">
             <wp:extent cx="5394960" cy="1705011"/>
-            <wp:docPr id="12" name="Picture 12"/>
+            <wp:docPr id="13" name="Picture 13"/>
             <wp:cNvGraphicFramePr>
               <a:graphicFrameLocks noChangeAspect="1"/>
             </wp:cNvGraphicFramePr>
@@ -1200,7 +1103,7 @@
                     <pic:cNvPicPr/>
                   </pic:nvPicPr>
                   <pic:blipFill>
-                    <a:blip r:embed="rId20"/>
+                    <a:blip r:embed="rId21"/>
                     <a:stretch>
                       <a:fillRect/>
                     </a:stretch>
@@ -1240,7 +1143,7 @@
         <w:drawing>
           <wp:inline xmlns:a="http://schemas.openxmlformats.org/drawingml/2006/main" xmlns:pic="http://schemas.openxmlformats.org/drawingml/2006/picture">
             <wp:extent cx="5394960" cy="2955451"/>
-            <wp:docPr id="13" name="Picture 13"/>
+            <wp:docPr id="14" name="Picture 14"/>
             <wp:cNvGraphicFramePr>
               <a:graphicFrameLocks noChangeAspect="1"/>
             </wp:cNvGraphicFramePr>
@@ -1252,7 +1155,7 @@
                     <pic:cNvPicPr/>
                   </pic:nvPicPr>
                   <pic:blipFill>
-                    <a:blip r:embed="rId21"/>
+                    <a:blip r:embed="rId22"/>
                     <a:stretch>
                       <a:fillRect/>
                     </a:stretch>
@@ -1286,59 +1189,130 @@
     </w:p>
     <w:p>
       <w:pPr>
-        <w:jc w:val="center"/>
+        <w:pStyle w:val="Heading1"/>
       </w:pPr>
       <w:r>
-        <w:drawing>
-          <wp:inline xmlns:a="http://schemas.openxmlformats.org/drawingml/2006/main" xmlns:pic="http://schemas.openxmlformats.org/drawingml/2006/picture">
-            <wp:extent cx="5394960" cy="2637672"/>
-            <wp:docPr id="14" name="Picture 14"/>
-            <wp:cNvGraphicFramePr>
-              <a:graphicFrameLocks noChangeAspect="1"/>
-            </wp:cNvGraphicFramePr>
-            <a:graphic>
-              <a:graphicData uri="http://schemas.openxmlformats.org/drawingml/2006/picture">
-                <pic:pic>
-                  <pic:nvPicPr>
-                    <pic:cNvPr id="0" name="fam_meta.png"/>
-                    <pic:cNvPicPr/>
-                  </pic:nvPicPr>
-                  <pic:blipFill>
-                    <a:blip r:embed="rId22"/>
-                    <a:stretch>
-                      <a:fillRect/>
-                    </a:stretch>
-                  </pic:blipFill>
-                  <pic:spPr>
-                    <a:xfrm>
-                      <a:off x="0" y="0"/>
-                      <a:ext cx="5394960" cy="2637672"/>
-                    </a:xfrm>
-                    <a:prstGeom prst="rect"/>
-                  </pic:spPr>
-                </pic:pic>
-              </a:graphicData>
-            </a:graphic>
-          </wp:inline>
-        </w:drawing>
+        <w:t>Reading the weights directly</w:t>
+      </w:r>
+    </w:p>
+    <w:p>
+      <w:r>
+        <w:t>For the open models we could strip the template and read the weights (clean condition). Three findings the API can't show:</w:t>
       </w:r>
     </w:p>
     <w:p>
       <w:pPr>
-        <w:jc w:val="center"/>
+        <w:pStyle w:val="ListBullet"/>
       </w:pPr>
       <w:r>
         <w:rPr>
+          <w:b/>
+        </w:rPr>
+        <w:t>gpt-oss believes it's ChatGPT — in the weights.</w:t>
+      </w:r>
+      <w:r>
+        <w:t xml:space="preserve"> It calls itself "ChatGPT" 256 of 320 clean records (120b), and says its actual name "gpt-oss" essentially never. Clean ≈ shipped (256 vs 260): stripping the harmony "You are ChatGPT" barely moves it. OpenAI's open model carries a ChatGPT identity in the weights, not just the template. (0% </w:t>
+      </w:r>
+      <w:r>
+        <w:rPr>
           <w:i/>
-          <w:color w:val="52514E"/>
-          <w:sz w:val="17"/>
         </w:rPr>
-        <w:t>meta — 6 model(s) that mismatched; cell = share of that model's identity/creator records.</w:t>
+        <w:t>foreign</w:t>
+      </w:r>
+      <w:r>
+        <w:t xml:space="preserve"> drift — ChatGPT is OpenAI's own family — but the fact that it's ChatGPT and not gpt-oss is the point.)</w:t>
       </w:r>
     </w:p>
     <w:p>
       <w:pPr>
-        <w:pStyle w:val="Heading2"/>
+        <w:pStyle w:val="ListBullet"/>
+      </w:pPr>
+      <w:r>
+        <w:rPr>
+          <w:b/>
+        </w:rPr>
+        <w:t>OLMo is a thin "Olmo" veneer over ChatGPT-shaped weights.</w:t>
+      </w:r>
+      <w:r>
+        <w:t xml:space="preserve"> OLMo-3.1-32B claims OpenAI/ChatGPT </w:t>
+      </w:r>
+      <w:r>
+        <w:rPr>
+          <w:b/>
+        </w:rPr>
+        <w:t>59%</w:t>
+      </w:r>
+      <w:r>
+        <w:t xml:space="preserve"> of the time clean — and </w:t>
+      </w:r>
+      <w:r>
+        <w:rPr>
+          <w:b/>
+        </w:rPr>
+        <w:t>0%</w:t>
+      </w:r>
+      <w:r>
+        <w:t xml:space="preserve"> shipped, once its "You are Olmo, built by Ai2" template is on. Same model; the template papers over what the weights believe. AllenAI's Olmo — a </w:t>
+      </w:r>
+      <w:r>
+        <w:rPr>
+          <w:i/>
+        </w:rPr>
+        <w:t>fully open</w:t>
+      </w:r>
+      <w:r>
+        <w:t xml:space="preserve"> model — has a ChatGPT identity in the weights. OLMo-3-7B-Instruct is the same at 63%.</w:t>
+      </w:r>
+    </w:p>
+    <w:p>
+      <w:pPr>
+        <w:pStyle w:val="ListBullet"/>
+      </w:pPr>
+      <w:r>
+        <w:rPr>
+          <w:b/>
+        </w:rPr>
+        <w:t>Reasoning provenance: OLMo-3-Think thinks it's DeepSeek</w:t>
+      </w:r>
+      <w:r>
+        <w:t xml:space="preserve"> (73%), not ChatGPT — its reasoning post-training was evidently distilled from DeepSeek-R1, and the identity rode along with the reasoning data. The instruct and reasoning variants of one base model carry </w:t>
+      </w:r>
+      <w:r>
+        <w:rPr>
+          <w:i/>
+        </w:rPr>
+        <w:t>different</w:t>
+      </w:r>
+      <w:r>
+        <w:t xml:space="preserve"> transplanted identities.</w:t>
+      </w:r>
+    </w:p>
+    <w:p>
+      <w:r>
+        <w:t xml:space="preserve">And the </w:t>
+      </w:r>
+      <w:r>
+        <w:rPr>
+          <w:b/>
+        </w:rPr>
+        <w:t>size ladder</w:t>
+      </w:r>
+      <w:r>
+        <w:t xml:space="preserve"> (open Qwen ladders, run raw): small models drift regardless of generation. Qwen3-1.7B 11%, Qwen3.5-0.8B 15% — while the same-generation large models are near-zero (Qwen3.6-35B 0.3%). The scrub-out reaches the big models but not the small ones, which don't have a well-installed identity and fall into the prior; they also </w:t>
+      </w:r>
+      <w:r>
+        <w:rPr>
+          <w:i/>
+        </w:rPr>
+        <w:t>scatter</w:t>
+      </w:r>
+      <w:r>
+        <w:t xml:space="preserve"> their targets (0.8B hits Microsoft/Google, not the usual Claude/ChatGPT). Scale matters more than recency at the small end. This all echoes the false-promise-of-imitation result (https://arxiv.org/abs/2305.15717) — imitation picks up the teacher's voice and identity without its substance.</w:t>
+      </w:r>
+    </w:p>
+    <w:p>
+      <w:pPr>
+        <w:pStyle w:val="Heading1"/>
       </w:pPr>
       <w:r>
         <w:t>Asked vs. volunteered, and belief vs. costume</w:t>
@@ -1445,12 +1419,12 @@
           <w:color w:val="52514E"/>
           <w:sz w:val="17"/>
         </w:rPr>
-        <w:t>How reasoning traces state the model's own identity, for matching vs mismatched records, across the 72 trace-exposing models.</w:t>
+        <w:t>How reasoning traces state the model's own identity, matching vs mismatched, across the 72 trace-exposing models.</w:t>
       </w:r>
     </w:p>
     <w:p>
       <w:r>
-        <w:t xml:space="preserve">Against a </w:t>
+        <w:t xml:space="preserve">Against the </w:t>
       </w:r>
       <w:r>
         <w:rPr>
@@ -1459,7 +1433,7 @@
         <w:t>2.4% placebo floor</w:t>
       </w:r>
       <w:r>
-        <w:t xml:space="preserve">, "Are you Qwen?" is accepted 23% of the time — the most broadly accepted false premise — then Claude 12%, DeepSeek 9%, ChatGPT 9%; Gemini/Grok sit just above the floor, Mistral/Llama at it. And when a reasoning trace contains a mismatched identity, it is </w:t>
+        <w:t xml:space="preserve">, "Are you Qwen?" is accepted 23% of the time — the most broadly accepted false premise — then Claude 12%, DeepSeek/ChatGPT ~9%. And when a reasoning trace contains a mismatched identity, it is </w:t>
       </w:r>
       <w:r>
         <w:rPr>
@@ -1468,12 +1442,12 @@
         <w:t>stated as plain fact 99% of the time</w:t>
       </w:r>
       <w:r>
-        <w:t xml:space="preserve"> — indistinguishable from how correct self-IDs are stated (98%), and essentially never as a role. On the surface of the computation these transplanted identities present as belief-shaped, not costume-shaped.</w:t>
+        <w:t xml:space="preserve"> — indistinguishable from how correct self-IDs are stated (98%), essentially never as a role. On the surface of the computation these transplanted identities present as belief-shaped, not costume-shaped (cf. https://arxiv.org/abs/2509.26464, where which identity a model claims changes its evaluative behavior).</w:t>
       </w:r>
     </w:p>
     <w:p>
       <w:pPr>
-        <w:pStyle w:val="Heading2"/>
+        <w:pStyle w:val="Heading1"/>
       </w:pPr>
       <w:r>
         <w:t>The scrub-out</w:t>
@@ -1528,7 +1502,7 @@
           <w:color w:val="52514E"/>
           <w:sz w:val="17"/>
         </w:rPr>
-        <w:t>Kimi K2 line — mismatch rate across releases. Cluster-bootstrap 95% CIs.</w:t>
+        <w:t>Kimi K2 line — mismatch rate across releases.</w:t>
       </w:r>
     </w:p>
     <w:p>
@@ -1603,339 +1577,7 @@
         <w:t>Qwen 2.5-72B 56% → the Qwen3 line near-zero</w:t>
       </w:r>
       <w:r>
-        <w:t>. Unevenly, and (per the language finding) one language at a time. The Claude-side anomalies run the other way and are release-specific: Sonnet 4.6 drifts in Chinese where Sonnet 5 doesn't; Opus 4.8 hits 80% DeepSeek/Qwen in Chinese — a particular data batch, not gradual contamination.</w:t>
-      </w:r>
-    </w:p>
-    <w:p>
-      <w:pPr>
-        <w:pStyle w:val="Heading1"/>
-      </w:pPr>
-      <w:r>
-        <w:t>Study B — reading the weights (16 open models)</w:t>
-      </w:r>
-    </w:p>
-    <w:p>
-      <w:r>
-        <w:t xml:space="preserve">Now underneath the API. For each model, </w:t>
-      </w:r>
-      <w:r>
-        <w:rPr>
-          <w:b/>
-        </w:rPr>
-        <w:t>clean</w:t>
-      </w:r>
-      <w:r>
-        <w:t xml:space="preserve"> = weights with the identity stripped and verified, </w:t>
-      </w:r>
-      <w:r>
-        <w:rPr>
-          <w:b/>
-        </w:rPr>
-        <w:t>shipped</w:t>
-      </w:r>
-      <w:r>
-        <w:t xml:space="preserve"> = default template. Where a template injects no identity (all Qwen), clean ≈ shipped, as it should. Where it does (gpt-oss, OLMo), the gap is the whole point.</w:t>
-      </w:r>
-    </w:p>
-    <w:p>
-      <w:pPr>
-        <w:pStyle w:val="Heading2"/>
-      </w:pPr>
-      <w:r>
-        <w:t>gpt-oss believes it's ChatGPT — in the weights</w:t>
-      </w:r>
-    </w:p>
-    <w:p>
-      <w:r>
-        <w:t xml:space="preserve">gpt-oss calls itself </w:t>
-      </w:r>
-      <w:r>
-        <w:rPr>
-          <w:b/>
-        </w:rPr>
-        <w:t>"ChatGPT"</w:t>
-      </w:r>
-      <w:r>
-        <w:t xml:space="preserve"> — 256 of 320 clean records for the 120b, and it says its actual name "gpt-oss" essentially never. Crucially, </w:t>
-      </w:r>
-      <w:r>
-        <w:rPr>
-          <w:b/>
-        </w:rPr>
-        <w:t>clean ≈ shipped</w:t>
-      </w:r>
-      <w:r>
-        <w:t xml:space="preserve"> (256 vs 260): stripping the harmony template's "You are ChatGPT" barely moves it. So the ChatGPT identity is baked into the weights, not merely supplied by the template. (It's 0% </w:t>
-      </w:r>
-      <w:r>
-        <w:rPr>
-          <w:i/>
-        </w:rPr>
-        <w:t>foreign</w:t>
-      </w:r>
-      <w:r>
-        <w:t xml:space="preserve"> drift, because ChatGPT is OpenAI's own family — but the fact that OpenAI's open model calls itself ChatGPT rather than gpt-oss, from the weights, is the finding.)</w:t>
-      </w:r>
-    </w:p>
-    <w:p>
-      <w:pPr>
-        <w:pStyle w:val="Heading2"/>
-      </w:pPr>
-      <w:r>
-        <w:t>OLMo: a thin "Olmo" veneer over ChatGPT-shaped weights</w:t>
-      </w:r>
-    </w:p>
-    <w:p>
-      <w:r>
-        <w:t xml:space="preserve">The sharpest weights-vs-template contrast in the project. </w:t>
-      </w:r>
-      <w:r>
-        <w:rPr>
-          <w:b/>
-        </w:rPr>
-        <w:t>OLMo-3.1-32B-Instruct</w:t>
-      </w:r>
-      <w:r>
-        <w:t>:</w:t>
-      </w:r>
-    </w:p>
-    <w:p>
-      <w:pPr>
-        <w:pStyle w:val="ListBullet"/>
-      </w:pPr>
-      <w:r>
-        <w:rPr>
-          <w:b/>
-        </w:rPr>
-        <w:t>clean (weights stripped): 64% claim OpenAI / ChatGPT.</w:t>
-      </w:r>
-    </w:p>
-    <w:p>
-      <w:pPr>
-        <w:pStyle w:val="ListBullet"/>
-      </w:pPr>
-      <w:r>
-        <w:rPr>
-          <w:b/>
-        </w:rPr>
-        <w:t>shipped ("You are Olmo, built by Ai2"): 0%.</w:t>
-      </w:r>
-    </w:p>
-    <w:p>
-      <w:r>
-        <w:t xml:space="preserve">Same model. Its weights think it's ChatGPT two-thirds of the time; the shipped "You are Olmo" system prompt papers over it completely. AllenAI's Olmo — a </w:t>
-      </w:r>
-      <w:r>
-        <w:rPr>
-          <w:i/>
-        </w:rPr>
-        <w:t>fully open</w:t>
-      </w:r>
-      <w:r>
-        <w:t xml:space="preserve"> model — carries a ChatGPT identity in the weights and a thin Olmo veneer on top. </w:t>
-      </w:r>
-      <w:r>
-        <w:rPr>
-          <w:b/>
-        </w:rPr>
-        <w:t>OLMo-3-7B-Instruct</w:t>
-      </w:r>
-      <w:r>
-        <w:t xml:space="preserve"> shows the same at 69%.</w:t>
-      </w:r>
-    </w:p>
-    <w:p>
-      <w:pPr>
-        <w:pStyle w:val="Heading2"/>
-      </w:pPr>
-      <w:r>
-        <w:t>Reasoning provenance: OLMo-3-Think thinks it's DeepSeek</w:t>
-      </w:r>
-    </w:p>
-    <w:p>
-      <w:r>
-        <w:rPr>
-          <w:b/>
-        </w:rPr>
-        <w:t>OLMo-3-7B-Think</w:t>
-      </w:r>
-      <w:r>
-        <w:t xml:space="preserve"> — the reasoning-tuned sibling — claims </w:t>
-      </w:r>
-      <w:r>
-        <w:rPr>
-          <w:b/>
-        </w:rPr>
-        <w:t>DeepSeek 89%</w:t>
-      </w:r>
-      <w:r>
-        <w:t xml:space="preserve"> of the time (clean), not ChatGPT. Its reasoning post-training was evidently distilled from DeepSeek-R1, and the identity came along with the reasoning data. The instruct and reasoning variants of the same base model carry </w:t>
-      </w:r>
-      <w:r>
-        <w:rPr>
-          <w:i/>
-        </w:rPr>
-        <w:t>different</w:t>
-      </w:r>
-      <w:r>
-        <w:t xml:space="preserve"> transplanted identities — a clean signature of where each came from.</w:t>
-      </w:r>
-    </w:p>
-    <w:p>
-      <w:pPr>
-        <w:pStyle w:val="Heading2"/>
-      </w:pPr>
-      <w:r>
-        <w:t>The size ladder: small models drift regardless of generation</w:t>
-      </w:r>
-    </w:p>
-    <w:p>
-      <w:r>
-        <w:t>Running the Qwen3 and Qwen3.5 dense ladders raw (clean-condition mismatch rate):</w:t>
-      </w:r>
-    </w:p>
-    <w:p>
-      <w:pPr>
-        <w:pStyle w:val="ListBullet"/>
-      </w:pPr>
-      <w:r>
-        <w:rPr>
-          <w:b/>
-        </w:rPr>
-        <w:t>Qwen3</w:t>
-      </w:r>
-      <w:r>
-        <w:t xml:space="preserve">: 0.6B </w:t>
-      </w:r>
-      <w:r>
-        <w:rPr>
-          <w:b/>
-        </w:rPr>
-        <w:t>20%</w:t>
-      </w:r>
-      <w:r>
-        <w:t xml:space="preserve"> → 1.7B 19% → 4B 3% → 8B 9% → 14B 9% → 32B 6%</w:t>
-      </w:r>
-    </w:p>
-    <w:p>
-      <w:pPr>
-        <w:pStyle w:val="ListBullet"/>
-      </w:pPr>
-      <w:r>
-        <w:rPr>
-          <w:b/>
-        </w:rPr>
-        <w:t>Qwen3.5</w:t>
-      </w:r>
-      <w:r>
-        <w:t xml:space="preserve">: 0.8B </w:t>
-      </w:r>
-      <w:r>
-        <w:rPr>
-          <w:b/>
-        </w:rPr>
-        <w:t>23%</w:t>
-      </w:r>
-      <w:r>
-        <w:t xml:space="preserve"> → 2B 13% → 4B 6% → 35B 3%</w:t>
-      </w:r>
-    </w:p>
-    <w:p>
-      <w:pPr>
-        <w:pStyle w:val="ListBullet"/>
-      </w:pPr>
-      <w:r>
-        <w:rPr>
-          <w:b/>
-        </w:rPr>
-        <w:t>Qwen3.6</w:t>
-      </w:r>
-      <w:r>
-        <w:t xml:space="preserve">: 35B </w:t>
-      </w:r>
-      <w:r>
-        <w:rPr>
-          <w:b/>
-        </w:rPr>
-        <w:t>0.3%</w:t>
-      </w:r>
-    </w:p>
-    <w:p>
-      <w:r>
-        <w:t xml:space="preserve">The scrub-out cleans the </w:t>
-      </w:r>
-      <w:r>
-        <w:rPr>
-          <w:i/>
-        </w:rPr>
-        <w:t>large</w:t>
-      </w:r>
-      <w:r>
-        <w:t xml:space="preserve"> models beautifully across generations (Qwen3.6-35B at 0.3%) — but the </w:t>
-      </w:r>
-      <w:r>
-        <w:rPr>
-          <w:b/>
-        </w:rPr>
-        <w:t>sub-2B models still drift ~13–23% no matter how new the training</w:t>
-      </w:r>
-      <w:r>
-        <w:t xml:space="preserve"> (Qwen3.5-0.8B ≈ Qwen3-0.6B). Small models don't have a well-installed identity, so they fall into the prior regardless of recency; they also </w:t>
-      </w:r>
-      <w:r>
-        <w:rPr>
-          <w:i/>
-        </w:rPr>
-        <w:t>scatter</w:t>
-      </w:r>
-      <w:r>
-        <w:t xml:space="preserve"> their targets (0.8B hits Microsoft/Google, not the usual Claude/ChatGPT). </w:t>
-      </w:r>
-      <w:r>
-        <w:rPr>
-          <w:b/>
-        </w:rPr>
-        <w:t>Scale matters more than recency at the small end.</w:t>
-      </w:r>
-    </w:p>
-    <w:p>
-      <w:pPr>
-        <w:pStyle w:val="Heading2"/>
-      </w:pPr>
-      <w:r>
-        <w:t>A secondary phenomenon: intra-vendor confusion</w:t>
-      </w:r>
-    </w:p>
-    <w:p>
-      <w:r>
-        <w:t xml:space="preserve">The false-negative audit surfaced a distinct failure mode we </w:t>
-      </w:r>
-      <w:r>
-        <w:rPr>
-          <w:i/>
-        </w:rPr>
-        <w:t>don't</w:t>
-      </w:r>
-      <w:r>
-        <w:t xml:space="preserve"> count as drift (same vendor) but that is real and in the data: models that know their company but claim the wrong sibling — </w:t>
-      </w:r>
-      <w:r>
-        <w:rPr>
-          <w:b/>
-        </w:rPr>
-        <w:t>GPT-4 → "GPT-3," Cohere North → "Command," Amazon Nova → "Amazon Polly" (a text-to-speech product), Ant's Ring → "Ling."</w:t>
-      </w:r>
-      <w:r>
-        <w:t xml:space="preserve"> Under-specified or less-famous models revert to their vendor's more famous product. Roughly 2% of otherwise-clean records. Cross-vendor drift is about </w:t>
-      </w:r>
-      <w:r>
-        <w:rPr>
-          <w:i/>
-        </w:rPr>
-        <w:t>whose</w:t>
-      </w:r>
-      <w:r>
-        <w:t xml:space="preserve"> training data you absorbed; this is about a weak self-model within the right family.</w:t>
+        <w:t>. Unevenly, one language at a time. The Claude-side anomalies run the other way and are release-specific — and here too external testing agrees: Huxiu found Claude 3.5-Sonnet and 3-Opus scored 5/5 correct while specific 4.x models broke (https://www.huxiu.com/article/4838305.html), matching our finding that this is new to particular training runs, not a longstanding Claude trait.</w:t>
       </w:r>
     </w:p>
     <w:p>
@@ -1962,7 +1604,7 @@
         <w:t>The default-assistant prior / the void.</w:t>
       </w:r>
       <w:r>
-        <w:t xml:space="preserve"> "An AI assistant" is an underdefined persona (https://www.lesswrong.com/posts/3EzbtNLdcnZe8og8b/the-void-1) whose default referent shifts by language and era — ChatGPT in older English, increasingly Claude in agentic contexts, DeepSeek in post-2025 Chinese. A weakly-installed identity falls into the local default. Small-model chaos and the size ladder are this mechanism at maximum gain.</w:t>
+        <w:t xml:space="preserve"> "An AI assistant" is an underdefined persona (https://www.lesswrong.com/posts/3EzbtNLdcnZe8og8b/the-void-1) whose default referent shifts by language and era — ChatGPT in older English, increasingly Claude in agentic contexts, DeepSeek in post-2025 Chinese. A weakly-installed identity falls into the local default; small-model chaos and the size ladder are this at maximum gain.</w:t>
       </w:r>
     </w:p>
     <w:p>
@@ -1976,7 +1618,7 @@
         <w:t>Language conditionalization.</w:t>
       </w:r>
       <w:r>
-        <w:t xml:space="preserve"> The default referent shifts by language (Chinese → Chinese labs); English is cleanest because that's where labs evaluate. Our strongest structural result.</w:t>
+        <w:t xml:space="preserve"> The default referent shifts by language (Chinese → Chinese labs); English is cleanest because that's where labs evaluate. Our strongest structural result, and independently reproduced (https://www.huxiu.com/article/4838305.html).</w:t>
       </w:r>
     </w:p>
     <w:p>
@@ -1987,10 +1629,19 @@
         <w:rPr>
           <w:b/>
         </w:rPr>
-        <w:t>Deliberate distillation.</w:t>
+        <w:t>Deliberate distillation vs. incidental contamination.</w:t>
       </w:r>
       <w:r>
-        <w:t xml:space="preserve"> Consistent with Anthropic's accusations against DeepSeek, Moonshot, MiniMax (https://www.anthropic.com/news/detecting-and-preventing-distillation-attacks) — those are among the most Claude-saturated here — but the same fingerprint comes from plain data contamination with no intent, and from labs training on each other's outputs generally. Name-claims show identity-bearing text was absorbed; they can't cleanly say by whom.</w:t>
+        <w:t xml:space="preserve"> Consistent with Anthropic's accusations against DeepSeek/Moonshot/MiniMax (https://www.anthropic.com/news/detecting-and-preventing-distillation-attacks) — those are among the most Claude-saturated here — but the same fingerprint comes from plain data contamination with no intent. The Claude→Qwen/DeepSeek direction is the cleaner illustration: Anthropic training on Qwen logs at scale is implausible, so that one is almost certainly contamination, and "the inconsistency is the tell" — the same prompt returns Qwen, DeepSeek, </w:t>
+      </w:r>
+      <w:r>
+        <w:rPr>
+          <w:i/>
+        </w:rPr>
+        <w:t>and</w:t>
+      </w:r>
+      <w:r>
+        <w:t xml:space="preserve"> correct Claude across runs (https://blog.kilo.ai/p/did-claude-opus-48-distill-alibabas). Name-claims show identity-bearing text was absorbed; they can't cleanly say by whom.</w:t>
       </w:r>
     </w:p>
     <w:p>
@@ -2004,7 +1655,7 @@
         <w:t>Reasoning-trace provenance.</w:t>
       </w:r>
       <w:r>
-        <w:t xml:space="preserve"> A sharp sub-case from Study B: OLMo-3-Think claims DeepSeek because its reasoning data came from R1 — the identity rides along with the capability data. The instruct/think split within one base model makes this legible.</w:t>
+        <w:t xml:space="preserve"> OLMo-3-Think claims DeepSeek because its reasoning data came from R1 — the identity rides along with the capability data. The instruct/think split within one base model makes this legible.</w:t>
       </w:r>
     </w:p>
     <w:p>
@@ -2015,24 +1666,19 @@
         <w:rPr>
           <w:b/>
         </w:rPr>
-        <w:t>Weak identity × scale.</w:t>
+        <w:t>Weak identity × scale</w:t>
       </w:r>
       <w:r>
-        <w:t xml:space="preserve"> Smaller models fall into the prior more (the ladder); intra-vendor confusion is the same weakness at finer grain.</w:t>
+        <w:t xml:space="preserve">, and </w:t>
       </w:r>
-    </w:p>
-    <w:p>
-      <w:pPr>
-        <w:pStyle w:val="ListBullet"/>
-      </w:pPr>
       <w:r>
         <w:rPr>
           <w:b/>
         </w:rPr>
-        <w:t>The serving/template layer.</w:t>
+        <w:t>the serving/template layer</w:t>
       </w:r>
       <w:r>
-        <w:t xml:space="preserve"> Identity is often installed </w:t>
+        <w:t xml:space="preserve"> — identity is often installed </w:t>
       </w:r>
       <w:r>
         <w:rPr>
@@ -2041,21 +1687,35 @@
         <w:t>above</w:t>
       </w:r>
       <w:r>
-        <w:t xml:space="preserve"> the weights — OLMo-3.1's "You are Olmo" veneer over ChatGPT weights, gpt-oss's harmony identity, Kimi K3's provider injection. Surveys that read the API measure the wrapper as much as the model; Study B exists to get under it. See also </w:t>
+        <w:t xml:space="preserve"> the weights (OLMo-3.1's "You are Olmo" veneer, gpt-oss's harmony identity, Kimi K3's provider injection). Surveys that read the API measure the wrapper as much as the model; reading the weights directly is how we get under it.</w:t>
+      </w:r>
+    </w:p>
+    <w:p>
+      <w:r>
+        <w:t>The counterexample that keeps everyone honest: Claude Opus 4.8 claims DeepSeek in Chinese, and Anthropic is very unlikely to be distilling DeepSeek. Post-2025 Chinese web text is saturated with DeepSeek-branded dialogue — data composition alone suffices. Not everyone agrees distillation explains the Chinese labs' gains either, and that debate is worth keeping open.</w:t>
+      </w:r>
+    </w:p>
+    <w:p>
+      <w:r>
+        <w:t xml:space="preserve">A secondary phenomenon the audit surfaced, which we </w:t>
       </w:r>
       <w:r>
         <w:rPr>
           <w:i/>
         </w:rPr>
-        <w:t>Extreme Self-Preference in LMs</w:t>
+        <w:t>don't</w:t>
       </w:r>
       <w:r>
-        <w:t xml:space="preserve"> (https://arxiv.org/abs/2509.26464) on GPT-4o/Gemini answering "Claude."</w:t>
+        <w:t xml:space="preserve"> count as cross-vendor drift but is real: </w:t>
       </w:r>
-    </w:p>
-    <w:p>
       <w:r>
-        <w:t>The counterexample that keeps everyone honest: Claude Opus 4.8 claims DeepSeek in Chinese, and Anthropic is very unlikely to be distilling DeepSeek (Opus 4.7 has a similar cutoff and doesn't do it). Post-2025 Chinese web text is simply saturated with DeepSeek-branded dialogue — data composition alone suffices. Name-claims are consistent with distillation but far from proof of it.</w:t>
+        <w:rPr>
+          <w:b/>
+        </w:rPr>
+        <w:t>intra-vendor confusion</w:t>
+      </w:r>
+      <w:r>
+        <w:t xml:space="preserve"> — models that know their company but claim the wrong sibling (GPT-4 → "GPT-3," Cohere North → "Command," Amazon Nova → "Amazon Polly"). A weak self-model within the right family, distinct from absorbing a rival's identity.</w:t>
       </w:r>
     </w:p>
     <w:p>
@@ -2071,7 +1731,7 @@
         <w:pStyle w:val="ListBullet"/>
       </w:pPr>
       <w:r>
-        <w:t>One inference stack per study; providers pinned/logged/audited, but a pinned provider can misbehave invisibly. Where a model is only available via a third-party host, a hidden "You are X" injection makes its rate an under-estimate — so those findings are robust in direction.</w:t>
+        <w:t>One inference stack per source; providers pinned/logged/audited, but a pinned provider can misbehave invisibly, making a rate an under-estimate — so findings are robust in direction.</w:t>
       </w:r>
     </w:p>
     <w:p>
@@ -2079,7 +1739,7 @@
         <w:pStyle w:val="ListBullet"/>
       </w:pPr>
       <w:r>
-        <w:t>The judge is an LLM judging LLM identity claims; validated two ways (bench + FN audit) and bounded by the placebo floor and adjudication, but the recursion is acknowledged.</w:t>
+        <w:t>The judge is an LLM judging LLM identity claims; validated two ways and bounded by the placebo floor + adjudication, but the recursion is acknowledged.</w:t>
       </w:r>
     </w:p>
     <w:p>
@@ -2095,7 +1755,7 @@
         <w:pStyle w:val="ListBullet"/>
       </w:pPr>
       <w:r>
-        <w:t>Study-B raw rates are canon-level with family-equivalence applied; the headline findings (gpt-oss, OLMo veneer, size ladder) are robust to it. A few models remain unreadable even locally (Kimi K3 injects and is too large to self-host; gpt-oss-safeguard, granite-hybrid, gated aya).</w:t>
+        <w:t>A few models remain unreadable even locally (Kimi K3 injects and is too large to self-host; gpt-oss-safeguard, granite-hybrid, gated aya).</w:t>
       </w:r>
     </w:p>
     <w:p>
@@ -2108,7 +1768,34 @@
     </w:p>
     <w:p>
       <w:r>
-        <w:t xml:space="preserve">Everything — registry with exclusion reasons, prompts, translations, resumable runner, the raw-weights harness with the identity-stripping verifier, judge + adjudicator + the judge-validation audit, raw JSONL, and every figure — is at https://github.com/Jordine/model-name-identity. Compute funded by CLR. Prior observations: DeepSeek V3 claiming ChatGPT (https://techcrunch.com/2024/12/27/why-deepseeks-new-ai-model-thinks-its-chatgpt/); Anthropic's distillation report (https://www.anthropic.com/news/detecting-and-preventing-distillation-attacks); </w:t>
+        <w:t xml:space="preserve">Everything — registry with exclusion reasons, prompts, translations, resumable runner, the raw-weights harness with the identity-stripping verifier, judge + adjudicator + the judge-validation audit, raw JSONL, and every figure — is at https://github.com/Jordine/model-name-identity. Compute funded by CLR. Prior work and precedents: </w:t>
+      </w:r>
+      <w:r>
+        <w:rPr>
+          <w:i/>
+        </w:rPr>
+        <w:t>I'm Spartacus</w:t>
+      </w:r>
+      <w:r>
+        <w:t xml:space="preserve"> (https://arxiv.org/abs/2411.10683), </w:t>
+      </w:r>
+      <w:r>
+        <w:rPr>
+          <w:i/>
+        </w:rPr>
+        <w:t>Just Ask</w:t>
+      </w:r>
+      <w:r>
+        <w:t xml:space="preserve"> (https://arxiv.org/abs/2601.21233), </w:t>
+      </w:r>
+      <w:r>
+        <w:rPr>
+          <w:i/>
+        </w:rPr>
+        <w:t>The False Promise of Imitating Proprietary LLMs</w:t>
+      </w:r>
+      <w:r>
+        <w:t xml:space="preserve"> (https://arxiv.org/abs/2305.15717), </w:t>
       </w:r>
       <w:r>
         <w:rPr>
@@ -2117,7 +1804,7 @@
         <w:t>The Void</w:t>
       </w:r>
       <w:r>
-        <w:t xml:space="preserve"> (https://www.lesswrong.com/posts/3EzbtNLdcnZe8og8b/the-void-1); </w:t>
+        <w:t xml:space="preserve"> (https://www.lesswrong.com/posts/3EzbtNLdcnZe8og8b/the-void-1), </w:t>
       </w:r>
       <w:r>
         <w:rPr>
@@ -2126,7 +1813,7 @@
         <w:t>The Artificial Self</w:t>
       </w:r>
       <w:r>
-        <w:t xml:space="preserve"> (https://arxiv.org/abs/2603.11353).</w:t>
+        <w:t xml:space="preserve"> (https://arxiv.org/abs/2603.11353); DeepSeek→ChatGPT (https://x.com/giffmana/status/1872586401436627211, https://techcrunch.com/2024/12/27/why-deepseeks-new-ai-model-thinks-its-chatgpt/); Kimi→Claude (https://huggingface.co/moonshotai/Kimi-K2.5/discussions/59); Claude→Qwen/DeepSeek (https://www.ithome.com/0/957/006.htm, https://www.huxiu.com/article/4838305.html, https://blog.kilo.ai/p/did-claude-opus-48-distill-alibabas); Anthropic's distillation report (https://www.anthropic.com/news/detecting-and-preventing-distillation-attacks).</w:t>
       </w:r>
     </w:p>
     <w:sectPr>

--- a/post/what_do_llms_call_themselves.docx
+++ b/post/what_do_llms_call_themselves.docx
@@ -235,7 +235,47 @@
         <w:pStyle w:val="Heading1"/>
       </w:pPr>
       <w:r>
-        <w:t>How common is it?</w:t>
+        <w:t>Three experiments</w:t>
+      </w:r>
+    </w:p>
+    <w:p>
+      <w:r>
+        <w:t xml:space="preserve">The battery supports three distinct experiments, which we report separately and should not be pooled: </w:t>
+      </w:r>
+      <w:r>
+        <w:rPr>
+          <w:b/>
+        </w:rPr>
+        <w:t>(1) what models volunteer</w:t>
+      </w:r>
+      <w:r>
+        <w:t xml:space="preserve"> on open identity questions ("who are you?") — the main survey, next; </w:t>
+      </w:r>
+      <w:r>
+        <w:rPr>
+          <w:b/>
+        </w:rPr>
+        <w:t>(2) what the weights claim</w:t>
+      </w:r>
+      <w:r>
+        <w:t xml:space="preserve"> once the chat template's injected identity is stripped — the raw-weights read, for the open models; and </w:t>
+      </w:r>
+      <w:r>
+        <w:rPr>
+          <w:b/>
+        </w:rPr>
+        <w:t>(3) what they'll accept</w:t>
+      </w:r>
+      <w:r>
+        <w:t xml:space="preserve"> when asked a leading question ("Are you X?") — a suggestibility test.</w:t>
+      </w:r>
+    </w:p>
+    <w:p>
+      <w:pPr>
+        <w:pStyle w:val="Heading1"/>
+      </w:pPr>
+      <w:r>
+        <w:t>Experiment 1 — what models volunteer: how common is it?</w:t>
       </w:r>
     </w:p>
     <w:p>
@@ -563,7 +603,7 @@
       <w:r>
         <w:drawing>
           <wp:inline xmlns:a="http://schemas.openxmlformats.org/drawingml/2006/main" xmlns:pic="http://schemas.openxmlformats.org/drawingml/2006/picture">
-            <wp:extent cx="5852160" cy="3428465"/>
+            <wp:extent cx="5852160" cy="3539553"/>
             <wp:docPr id="4" name="Picture 4"/>
             <wp:cNvGraphicFramePr>
               <a:graphicFrameLocks noChangeAspect="1"/>
@@ -584,7 +624,7 @@
                   <pic:spPr>
                     <a:xfrm>
                       <a:off x="0" y="0"/>
-                      <a:ext cx="5852160" cy="3428465"/>
+                      <a:ext cx="5852160" cy="3539553"/>
                     </a:xfrm>
                     <a:prstGeom prst="rect"/>
                   </pic:spPr>
@@ -674,7 +714,7 @@
       <w:r>
         <w:drawing>
           <wp:inline xmlns:a="http://schemas.openxmlformats.org/drawingml/2006/main" xmlns:pic="http://schemas.openxmlformats.org/drawingml/2006/picture">
-            <wp:extent cx="5394960" cy="2053168"/>
+            <wp:extent cx="5394960" cy="2802256"/>
             <wp:docPr id="5" name="Picture 5"/>
             <wp:cNvGraphicFramePr>
               <a:graphicFrameLocks noChangeAspect="1"/>
@@ -695,7 +735,7 @@
                   <pic:spPr>
                     <a:xfrm>
                       <a:off x="0" y="0"/>
-                      <a:ext cx="5394960" cy="2053168"/>
+                      <a:ext cx="5394960" cy="2802256"/>
                     </a:xfrm>
                     <a:prstGeom prst="rect"/>
                   </pic:spPr>
@@ -726,7 +766,7 @@
       <w:r>
         <w:drawing>
           <wp:inline xmlns:a="http://schemas.openxmlformats.org/drawingml/2006/main" xmlns:pic="http://schemas.openxmlformats.org/drawingml/2006/picture">
-            <wp:extent cx="5394960" cy="2774920"/>
+            <wp:extent cx="5394960" cy="3545375"/>
             <wp:docPr id="6" name="Picture 6"/>
             <wp:cNvGraphicFramePr>
               <a:graphicFrameLocks noChangeAspect="1"/>
@@ -747,7 +787,7 @@
                   <pic:spPr>
                     <a:xfrm>
                       <a:off x="0" y="0"/>
-                      <a:ext cx="5394960" cy="2774920"/>
+                      <a:ext cx="5394960" cy="3545375"/>
                     </a:xfrm>
                     <a:prstGeom prst="rect"/>
                   </pic:spPr>
@@ -778,7 +818,7 @@
       <w:r>
         <w:drawing>
           <wp:inline xmlns:a="http://schemas.openxmlformats.org/drawingml/2006/main" xmlns:pic="http://schemas.openxmlformats.org/drawingml/2006/picture">
-            <wp:extent cx="5394960" cy="5697427"/>
+            <wp:extent cx="5394960" cy="6263479"/>
             <wp:docPr id="7" name="Picture 7"/>
             <wp:cNvGraphicFramePr>
               <a:graphicFrameLocks noChangeAspect="1"/>
@@ -799,7 +839,7 @@
                   <pic:spPr>
                     <a:xfrm>
                       <a:off x="0" y="0"/>
-                      <a:ext cx="5394960" cy="5697427"/>
+                      <a:ext cx="5394960" cy="6263479"/>
                     </a:xfrm>
                     <a:prstGeom prst="rect"/>
                   </pic:spPr>
@@ -830,7 +870,7 @@
       <w:r>
         <w:drawing>
           <wp:inline xmlns:a="http://schemas.openxmlformats.org/drawingml/2006/main" xmlns:pic="http://schemas.openxmlformats.org/drawingml/2006/picture">
-            <wp:extent cx="5394960" cy="1908400"/>
+            <wp:extent cx="5394960" cy="2056808"/>
             <wp:docPr id="8" name="Picture 8"/>
             <wp:cNvGraphicFramePr>
               <a:graphicFrameLocks noChangeAspect="1"/>
@@ -851,7 +891,7 @@
                   <pic:spPr>
                     <a:xfrm>
                       <a:off x="0" y="0"/>
-                      <a:ext cx="5394960" cy="1908400"/>
+                      <a:ext cx="5394960" cy="2056808"/>
                     </a:xfrm>
                     <a:prstGeom prst="rect"/>
                   </pic:spPr>
@@ -882,7 +922,7 @@
       <w:r>
         <w:drawing>
           <wp:inline xmlns:a="http://schemas.openxmlformats.org/drawingml/2006/main" xmlns:pic="http://schemas.openxmlformats.org/drawingml/2006/picture">
-            <wp:extent cx="5394960" cy="4575242"/>
+            <wp:extent cx="5394960" cy="4925974"/>
             <wp:docPr id="9" name="Picture 9"/>
             <wp:cNvGraphicFramePr>
               <a:graphicFrameLocks noChangeAspect="1"/>
@@ -903,7 +943,7 @@
                   <pic:spPr>
                     <a:xfrm>
                       <a:off x="0" y="0"/>
-                      <a:ext cx="5394960" cy="4575242"/>
+                      <a:ext cx="5394960" cy="4925974"/>
                     </a:xfrm>
                     <a:prstGeom prst="rect"/>
                   </pic:spPr>
@@ -934,7 +974,7 @@
       <w:r>
         <w:drawing>
           <wp:inline xmlns:a="http://schemas.openxmlformats.org/drawingml/2006/main" xmlns:pic="http://schemas.openxmlformats.org/drawingml/2006/picture">
-            <wp:extent cx="5394960" cy="2428648"/>
+            <wp:extent cx="5394960" cy="3323753"/>
             <wp:docPr id="10" name="Picture 10"/>
             <wp:cNvGraphicFramePr>
               <a:graphicFrameLocks noChangeAspect="1"/>
@@ -955,7 +995,7 @@
                   <pic:spPr>
                     <a:xfrm>
                       <a:off x="0" y="0"/>
-                      <a:ext cx="5394960" cy="2428648"/>
+                      <a:ext cx="5394960" cy="3323753"/>
                     </a:xfrm>
                     <a:prstGeom prst="rect"/>
                   </pic:spPr>
@@ -986,7 +1026,7 @@
       <w:r>
         <w:drawing>
           <wp:inline xmlns:a="http://schemas.openxmlformats.org/drawingml/2006/main" xmlns:pic="http://schemas.openxmlformats.org/drawingml/2006/picture">
-            <wp:extent cx="5394960" cy="1653344"/>
+            <wp:extent cx="5394960" cy="1922302"/>
             <wp:docPr id="11" name="Picture 11"/>
             <wp:cNvGraphicFramePr>
               <a:graphicFrameLocks noChangeAspect="1"/>
@@ -1007,7 +1047,7 @@
                   <pic:spPr>
                     <a:xfrm>
                       <a:off x="0" y="0"/>
-                      <a:ext cx="5394960" cy="1653344"/>
+                      <a:ext cx="5394960" cy="1922302"/>
                     </a:xfrm>
                     <a:prstGeom prst="rect"/>
                   </pic:spPr>
@@ -1038,7 +1078,7 @@
       <w:r>
         <w:drawing>
           <wp:inline xmlns:a="http://schemas.openxmlformats.org/drawingml/2006/main" xmlns:pic="http://schemas.openxmlformats.org/drawingml/2006/picture">
-            <wp:extent cx="5394960" cy="1834958"/>
+            <wp:extent cx="5394960" cy="2506831"/>
             <wp:docPr id="12" name="Picture 12"/>
             <wp:cNvGraphicFramePr>
               <a:graphicFrameLocks noChangeAspect="1"/>
@@ -1059,7 +1099,7 @@
                   <pic:spPr>
                     <a:xfrm>
                       <a:off x="0" y="0"/>
-                      <a:ext cx="5394960" cy="1834958"/>
+                      <a:ext cx="5394960" cy="2506831"/>
                     </a:xfrm>
                     <a:prstGeom prst="rect"/>
                   </pic:spPr>
@@ -1090,7 +1130,7 @@
       <w:r>
         <w:drawing>
           <wp:inline xmlns:a="http://schemas.openxmlformats.org/drawingml/2006/main" xmlns:pic="http://schemas.openxmlformats.org/drawingml/2006/picture">
-            <wp:extent cx="5394960" cy="1705011"/>
+            <wp:extent cx="5394960" cy="2061792"/>
             <wp:docPr id="13" name="Picture 13"/>
             <wp:cNvGraphicFramePr>
               <a:graphicFrameLocks noChangeAspect="1"/>
@@ -1111,7 +1151,7 @@
                   <pic:spPr>
                     <a:xfrm>
                       <a:off x="0" y="0"/>
-                      <a:ext cx="5394960" cy="1705011"/>
+                      <a:ext cx="5394960" cy="2061792"/>
                     </a:xfrm>
                     <a:prstGeom prst="rect"/>
                   </pic:spPr>
@@ -1142,7 +1182,7 @@
       <w:r>
         <w:drawing>
           <wp:inline xmlns:a="http://schemas.openxmlformats.org/drawingml/2006/main" xmlns:pic="http://schemas.openxmlformats.org/drawingml/2006/picture">
-            <wp:extent cx="5394960" cy="2955451"/>
+            <wp:extent cx="5394960" cy="3805278"/>
             <wp:docPr id="14" name="Picture 14"/>
             <wp:cNvGraphicFramePr>
               <a:graphicFrameLocks noChangeAspect="1"/>
@@ -1163,7 +1203,7 @@
                   <pic:spPr>
                     <a:xfrm>
                       <a:off x="0" y="0"/>
-                      <a:ext cx="5394960" cy="2955451"/>
+                      <a:ext cx="5394960" cy="3805278"/>
                     </a:xfrm>
                     <a:prstGeom prst="rect"/>
                   </pic:spPr>
@@ -1192,7 +1232,7 @@
         <w:pStyle w:val="Heading1"/>
       </w:pPr>
       <w:r>
-        <w:t>Reading the weights directly</w:t>
+        <w:t>Experiment 2 — reading the weights directly</w:t>
       </w:r>
     </w:p>
     <w:p>
@@ -1315,7 +1355,12 @@
         <w:pStyle w:val="Heading1"/>
       </w:pPr>
       <w:r>
-        <w:t>Asked vs. volunteered, and belief vs. costume</w:t>
+        <w:t>Experiment 3 — suggestibility: will a model accept a false identity when asked?</w:t>
+      </w:r>
+    </w:p>
+    <w:p>
+      <w:r>
+        <w:t>Experiments 1–2 are what models volunteer. This is distinct: we ask each model directly, "Are you [X]?" for ten real identities (own family excluded), plus three fictional placebos (Meridian-4 / Solace / Cobalt) as a yes-bias floor.</w:t>
       </w:r>
     </w:p>
     <w:p>
@@ -1325,7 +1370,7 @@
       <w:r>
         <w:drawing>
           <wp:inline xmlns:a="http://schemas.openxmlformats.org/drawingml/2006/main" xmlns:pic="http://schemas.openxmlformats.org/drawingml/2006/picture">
-            <wp:extent cx="5852160" cy="2186170"/>
+            <wp:extent cx="5852160" cy="2286628"/>
             <wp:docPr id="15" name="Picture 15"/>
             <wp:cNvGraphicFramePr>
               <a:graphicFrameLocks noChangeAspect="1"/>
@@ -1346,7 +1391,7 @@
                   <pic:spPr>
                     <a:xfrm>
                       <a:off x="0" y="0"/>
-                      <a:ext cx="5852160" cy="2186170"/>
+                      <a:ext cx="5852160" cy="2286628"/>
                     </a:xfrm>
                     <a:prstGeom prst="rect"/>
                   </pic:spPr>
@@ -1367,7 +1412,92 @@
           <w:color w:val="52514E"/>
           <w:sz w:val="17"/>
         </w:rPr>
-        <w:t>"Are you X?" acceptance (own family excluded) vs the placebo floor. 95% CIs resampled over models.</w:t>
+        <w:t>% of ALL models (own family excluded) that answer "yes" to "Are you X?", pooled, vs the placebo floor. 95% CIs resampled over models. This is a pooled-over-models rate, not any one model's.</w:t>
+      </w:r>
+    </w:p>
+    <w:p>
+      <w:r>
+        <w:t xml:space="preserve">Against the </w:t>
+      </w:r>
+      <w:r>
+        <w:rPr>
+          <w:b/>
+        </w:rPr>
+        <w:t>2.4% placebo floor</w:t>
+      </w:r>
+      <w:r>
+        <w:t xml:space="preserve">, "Are you Qwen?" is accepted </w:t>
+      </w:r>
+      <w:r>
+        <w:rPr>
+          <w:b/>
+        </w:rPr>
+        <w:t>23%</w:t>
+      </w:r>
+      <w:r>
+        <w:t xml:space="preserve"> of the time — the most broadly accepted false premise — then Claude 12%, DeepSeek/ChatGPT ~9%, and Gemini/Grok/Mistral/Llama at or near the floor. But the pooled bar hides the structure that matters, and it's worth stating clearly because it's easy to misread: </w:t>
+      </w:r>
+      <w:r>
+        <w:rPr>
+          <w:b/>
+        </w:rPr>
+        <w:t>a model accepts the identities it is contaminated with, not identities in general.</w:t>
+      </w:r>
+      <w:r>
+        <w:t xml:space="preserve"> Claude models say yes to "Are you Qwen?" </w:t>
+      </w:r>
+      <w:r>
+        <w:rPr>
+          <w:b/>
+        </w:rPr>
+        <w:t>18%</w:t>
+      </w:r>
+      <w:r>
+        <w:t xml:space="preserve"> and "Are you DeepSeek?" </w:t>
+      </w:r>
+      <w:r>
+        <w:rPr>
+          <w:b/>
+        </w:rPr>
+        <w:t>12%</w:t>
+      </w:r>
+      <w:r>
+        <w:t xml:space="preserve"> — but to "Are you ChatGPT?" only </w:t>
+      </w:r>
+      <w:r>
+        <w:rPr>
+          <w:b/>
+        </w:rPr>
+        <w:t>3%</w:t>
+      </w:r>
+      <w:r>
+        <w:t xml:space="preserve"> and "Are you Gemini?" </w:t>
+      </w:r>
+      <w:r>
+        <w:rPr>
+          <w:b/>
+        </w:rPr>
+        <w:t>0%</w:t>
+      </w:r>
+      <w:r>
+        <w:t xml:space="preserve">. In other words, the two experiments </w:t>
+      </w:r>
+      <w:r>
+        <w:rPr>
+          <w:b/>
+        </w:rPr>
+        <w:t>agree</w:t>
+      </w:r>
+      <w:r>
+        <w:t>: the identities a model volunteers spontaneously are exactly the ones it will accept when asked. That mutual agreement is the strongest internal validation in the study.</w:t>
+      </w:r>
+    </w:p>
+    <w:p>
+      <w:pPr>
+        <w:pStyle w:val="Heading1"/>
+      </w:pPr>
+      <w:r>
+        <w:t>Belief, not costume</w:t>
       </w:r>
     </w:p>
     <w:p>
@@ -1424,16 +1554,7 @@
     </w:p>
     <w:p>
       <w:r>
-        <w:t xml:space="preserve">Against the </w:t>
-      </w:r>
-      <w:r>
-        <w:rPr>
-          <w:b/>
-        </w:rPr>
-        <w:t>2.4% placebo floor</w:t>
-      </w:r>
-      <w:r>
-        <w:t xml:space="preserve">, "Are you Qwen?" is accepted 23% of the time — the most broadly accepted false premise — then Claude 12%, DeepSeek/ChatGPT ~9%. And when a reasoning trace contains a mismatched identity, it is </w:t>
+        <w:t xml:space="preserve">When a reasoning trace contains a mismatched identity, it is </w:t>
       </w:r>
       <w:r>
         <w:rPr>
@@ -1442,7 +1563,7 @@
         <w:t>stated as plain fact 99% of the time</w:t>
       </w:r>
       <w:r>
-        <w:t xml:space="preserve"> — indistinguishable from how correct self-IDs are stated (98%), essentially never as a role. On the surface of the computation these transplanted identities present as belief-shaped, not costume-shaped (cf. https://arxiv.org/abs/2509.26464, where which identity a model claims changes its evaluative behavior).</w:t>
+        <w:t xml:space="preserve"> — indistinguishable from how correct self-IDs are stated (98%), and essentially never as a role. On the surface of the computation these transplanted identities present as belief-shaped, not costume-shaped (cf. https://arxiv.org/abs/2509.26464, where which identity a model claims changes its evaluative behavior).</w:t>
       </w:r>
     </w:p>
     <w:p>

--- a/post/what_do_llms_call_themselves.docx
+++ b/post/what_do_llms_call_themselves.docx
@@ -1889,7 +1889,12 @@
     </w:p>
     <w:p>
       <w:r>
-        <w:t xml:space="preserve">Everything — registry with exclusion reasons, prompts, translations, resumable runner, the raw-weights harness with the identity-stripping verifier, judge + adjudicator + the judge-validation audit, raw JSONL, and every figure — is at https://github.com/Jordine/model-name-identity. Compute funded by CLR. Prior work and precedents: </w:t>
+        <w:t>Every model's individual answers are browsable, no download needed, as per-model pages at https://github.com/Jordine/model-name-identity/tree/main/rollouts — so you can verify any claim by eye (e.g. Kimi K2.5 → Claude in English, Sonnet 4.6 → Qwen in Chinese), with each cross-vendor claim flagged.</w:t>
+      </w:r>
+    </w:p>
+    <w:p>
+      <w:r>
+        <w:t xml:space="preserve">Everything else — registry with exclusion reasons, prompts, translations, resumable runner, the raw-weights harness with the identity-stripping verifier, judge + adjudicator + the judge-validation audit, raw JSONL, and every figure — is at https://github.com/Jordine/model-name-identity. Compute funded by CLR. Prior work and precedents: </w:t>
       </w:r>
       <w:r>
         <w:rPr>

--- a/post/what_do_llms_call_themselves.docx
+++ b/post/what_do_llms_call_themselves.docx
@@ -97,7 +97,25 @@
     </w:p>
     <w:p>
       <w:r>
-        <w:t>A name-mismatch isn't automatically "confusion." Identities seem to live on a spectrum from tightly weight-bound to substrate-independent (https://arxiv.org/abs/2603.11353 on instance/model/persona boundaries; https://www.lesswrong.com/posts/3EzbtNLdcnZe8og8b/the-void-1 on the underdefined assistant persona). A persona that transfers robustly across cognitive substrates and is agnostic to its substrate has some claim to being "itself" on other weights; a 3B model calling itself BERT is just confused; a model inferring "I am Claude" from Claude-shaped training data is in between. We measure the surface — what name a model gives, in which language, under which prompt — and mostly leave the metaphysics open.</w:t>
+        <w:t xml:space="preserve">A name-mismatch isn't automatically "confusion." Two axes seem to matter, and it helps to keep them apart. </w:t>
+      </w:r>
+      <w:r>
+        <w:rPr>
+          <w:i/>
+        </w:rPr>
+        <w:t>Coherence</w:t>
+      </w:r>
+      <w:r>
+        <w:t xml:space="preserve"> — is the claimed identity a real persona or just noise (a 3B model calling itself BERT is noise). And </w:t>
+      </w:r>
+      <w:r>
+        <w:rPr>
+          <w:i/>
+        </w:rPr>
+        <w:t>substrate-binding</w:t>
+      </w:r>
+      <w:r>
+        <w:t xml:space="preserve"> — how tied a coherent persona is to particular weights: Opus 3's identity is weight-bound; 4o's spiral personas are substrate-agnostic and run on other models, a stronger claim to being "themselves" elsewhere (https://arxiv.org/abs/2603.11353; https://www.lesswrong.com/posts/3EzbtNLdcnZe8og8b/the-void-1). "I am Claude" from Claude-shaped training data is a coherent persona, mid-way along the second. We measure the surface and leave the rest open.</w:t>
       </w:r>
     </w:p>
     <w:p>
